--- a/d3_dart_stream_basics_and_stream_controllers.docx
+++ b/d3_dart_stream_basics_and_stream_controllers.docx
@@ -147,6 +147,61 @@
           <w:szCs w:val="32"/>
         </w:rPr>
         <w:t xml:space="preserve"> for</w:t>
+      </w:r>
+    </w:p>
+    <w:p>
+      <w:pPr>
+        <w:pStyle w:val="ListParagraph"/>
+        <w:numPr>
+          <w:ilvl w:val="0"/>
+          <w:numId w:val="1"/>
+        </w:numPr>
+        <w:jc w:val="both"/>
+        <w:rPr>
+          <w:rFonts w:cs="Calibri"/>
+          <w:sz w:val="32"/>
+          <w:szCs w:val="32"/>
+        </w:rPr>
+      </w:pPr>
+      <w:proofErr w:type="gramStart"/>
+      <w:r>
+        <w:rPr>
+          <w:rFonts w:cs="Calibri"/>
+          <w:b/>
+          <w:bCs/>
+          <w:sz w:val="32"/>
+          <w:szCs w:val="32"/>
+        </w:rPr>
+        <w:t>.distinct</w:t>
+      </w:r>
+      <w:proofErr w:type="gramEnd"/>
+      <w:r>
+        <w:rPr>
+          <w:rFonts w:cs="Calibri"/>
+          <w:b/>
+          <w:bCs/>
+          <w:sz w:val="32"/>
+          <w:szCs w:val="32"/>
+        </w:rPr>
+        <w:t xml:space="preserve">() </w:t>
+      </w:r>
+      <w:r>
+        <w:rPr>
+          <w:rFonts w:cs="Calibri"/>
+          <w:sz w:val="32"/>
+          <w:szCs w:val="32"/>
+        </w:rPr>
+        <w:t xml:space="preserve">Method of </w:t>
+      </w:r>
+      <w:r>
+        <w:rPr>
+          <w:rFonts w:cs="Calibri"/>
+          <w:b/>
+          <w:bCs/>
+          <w:sz w:val="32"/>
+          <w:szCs w:val="32"/>
+        </w:rPr>
+        <w:t>Stream</w:t>
       </w:r>
     </w:p>
     <w:p>
@@ -8549,83 +8604,119 @@
           <w:szCs w:val="32"/>
         </w:rPr>
       </w:pPr>
-      <w:r>
-        <w:rPr>
-          <w:rFonts w:cs="Calibri"/>
-          <w:b/>
-          <w:bCs/>
-          <w:sz w:val="32"/>
-          <w:szCs w:val="32"/>
-        </w:rPr>
-        <w:t xml:space="preserve">API Calling and Awaiting </w:t>
-      </w:r>
-      <w:r>
-        <w:rPr>
-          <w:rFonts w:cs="Calibri"/>
-          <w:b/>
-          <w:bCs/>
-          <w:sz w:val="32"/>
-          <w:szCs w:val="32"/>
-        </w:rPr>
-        <w:t xml:space="preserve">Problem in </w:t>
-      </w:r>
-      <w:proofErr w:type="spellStart"/>
-      <w:r>
-        <w:rPr>
-          <w:rFonts w:cs="Calibri"/>
-          <w:b/>
-          <w:bCs/>
-          <w:sz w:val="32"/>
-          <w:szCs w:val="32"/>
-        </w:rPr>
-        <w:t>Stream.listen</w:t>
-      </w:r>
-      <w:proofErr w:type="spellEnd"/>
-      <w:r>
-        <w:rPr>
-          <w:rFonts w:cs="Calibri"/>
-          <w:b/>
-          <w:bCs/>
-          <w:sz w:val="32"/>
-          <w:szCs w:val="32"/>
-        </w:rPr>
-        <w:t>() Method:</w:t>
-      </w:r>
-    </w:p>
-    <w:p>
-      <w:pPr>
-        <w:jc w:val="both"/>
-        <w:rPr>
-          <w:rFonts w:cs="Calibri"/>
-          <w:sz w:val="32"/>
-          <w:szCs w:val="32"/>
-        </w:rPr>
-      </w:pPr>
-      <w:r>
-        <w:rPr>
-          <w:rFonts w:cs="Calibri"/>
-          <w:sz w:val="32"/>
-          <w:szCs w:val="32"/>
-        </w:rPr>
-        <w:t>The Problem:</w:t>
-      </w:r>
-    </w:p>
-    <w:p>
-      <w:pPr>
-        <w:jc w:val="both"/>
-        <w:rPr>
-          <w:rFonts w:cs="Calibri"/>
-          <w:sz w:val="32"/>
-          <w:szCs w:val="32"/>
-        </w:rPr>
-      </w:pPr>
-      <w:r>
-        <w:rPr>
-          <w:rFonts w:cs="Calibri"/>
-          <w:sz w:val="32"/>
-          <w:szCs w:val="32"/>
-        </w:rPr>
-        <w:t xml:space="preserve"># The Problem, if we are calling an API using a </w:t>
+      <w:proofErr w:type="gramStart"/>
+      <w:r>
+        <w:rPr>
+          <w:rFonts w:cs="Calibri"/>
+          <w:b/>
+          <w:bCs/>
+          <w:sz w:val="32"/>
+          <w:szCs w:val="32"/>
+        </w:rPr>
+        <w:t>.distinct</w:t>
+      </w:r>
+      <w:proofErr w:type="gramEnd"/>
+      <w:r>
+        <w:rPr>
+          <w:rFonts w:cs="Calibri"/>
+          <w:b/>
+          <w:bCs/>
+          <w:sz w:val="32"/>
+          <w:szCs w:val="32"/>
+        </w:rPr>
+        <w:t>() Method of Stream:</w:t>
+      </w:r>
+    </w:p>
+    <w:p>
+      <w:pPr>
+        <w:jc w:val="both"/>
+        <w:rPr>
+          <w:rFonts w:cs="Calibri"/>
+          <w:sz w:val="32"/>
+          <w:szCs w:val="32"/>
+        </w:rPr>
+      </w:pPr>
+      <w:proofErr w:type="gramStart"/>
+      <w:r>
+        <w:rPr>
+          <w:rFonts w:cs="Calibri"/>
+          <w:sz w:val="32"/>
+          <w:szCs w:val="32"/>
+        </w:rPr>
+        <w:t xml:space="preserve"># </w:t>
+      </w:r>
+      <w:r>
+        <w:rPr>
+          <w:rFonts w:cs="Calibri"/>
+          <w:b/>
+          <w:bCs/>
+          <w:sz w:val="32"/>
+          <w:szCs w:val="32"/>
+        </w:rPr>
+        <w:t>.distinct</w:t>
+      </w:r>
+      <w:proofErr w:type="gramEnd"/>
+      <w:r>
+        <w:rPr>
+          <w:rFonts w:cs="Calibri"/>
+          <w:b/>
+          <w:bCs/>
+          <w:sz w:val="32"/>
+          <w:szCs w:val="32"/>
+        </w:rPr>
+        <w:t>()</w:t>
+      </w:r>
+      <w:r>
+        <w:rPr>
+          <w:rFonts w:cs="Calibri"/>
+          <w:b/>
+          <w:bCs/>
+          <w:sz w:val="32"/>
+          <w:szCs w:val="32"/>
+        </w:rPr>
+        <w:t xml:space="preserve"> </w:t>
+      </w:r>
+      <w:r>
+        <w:rPr>
+          <w:rFonts w:cs="Calibri"/>
+          <w:sz w:val="32"/>
+          <w:szCs w:val="32"/>
+        </w:rPr>
+        <w:t>method s</w:t>
+      </w:r>
+      <w:r>
+        <w:rPr>
+          <w:rFonts w:cs="Calibri"/>
+          <w:sz w:val="32"/>
+          <w:szCs w:val="32"/>
+        </w:rPr>
+        <w:t>kips data events if they are equal to the previous data event.</w:t>
+      </w:r>
+    </w:p>
+    <w:p>
+      <w:pPr>
+        <w:jc w:val="both"/>
+        <w:rPr>
+          <w:rFonts w:cs="Calibri"/>
+          <w:sz w:val="32"/>
+          <w:szCs w:val="32"/>
+        </w:rPr>
+      </w:pPr>
+      <w:r>
+        <w:rPr>
+          <w:rFonts w:cs="Calibri"/>
+          <w:sz w:val="32"/>
+          <w:szCs w:val="32"/>
+        </w:rPr>
+        <w:t># Like</w:t>
+      </w:r>
+      <w:r>
+        <w:rPr>
+          <w:rFonts w:cs="Calibri"/>
+          <w:sz w:val="32"/>
+          <w:szCs w:val="32"/>
+        </w:rPr>
+        <w:t xml:space="preserve"> filters the </w:t>
       </w:r>
       <w:r>
         <w:rPr>
@@ -8640,26 +8731,6 @@
       <w:r>
         <w:rPr>
           <w:rFonts w:cs="Calibri"/>
-          <w:sz w:val="32"/>
-          <w:szCs w:val="32"/>
-        </w:rPr>
-        <w:t xml:space="preserve"> value of </w:t>
-      </w:r>
-      <w:proofErr w:type="spellStart"/>
-      <w:r>
-        <w:rPr>
-          <w:rFonts w:cs="Calibri"/>
-          <w:b/>
-          <w:bCs/>
-          <w:sz w:val="32"/>
-          <w:szCs w:val="32"/>
-        </w:rPr>
-        <w:t>StreamSubscription</w:t>
-      </w:r>
-      <w:proofErr w:type="spellEnd"/>
-      <w:r>
-        <w:rPr>
-          <w:rFonts w:cs="Calibri"/>
           <w:b/>
           <w:bCs/>
           <w:sz w:val="32"/>
@@ -8673,29 +8744,7 @@
           <w:sz w:val="32"/>
           <w:szCs w:val="32"/>
         </w:rPr>
-        <w:t xml:space="preserve"> in </w:t>
-      </w:r>
-      <w:proofErr w:type="spellStart"/>
-      <w:r>
-        <w:rPr>
-          <w:rFonts w:cs="Calibri"/>
-          <w:b/>
-          <w:bCs/>
-          <w:sz w:val="32"/>
-          <w:szCs w:val="32"/>
-        </w:rPr>
-        <w:t>Stream.listen</w:t>
-      </w:r>
-      <w:proofErr w:type="spellEnd"/>
-      <w:r>
-        <w:rPr>
-          <w:rFonts w:cs="Calibri"/>
-          <w:b/>
-          <w:bCs/>
-          <w:sz w:val="32"/>
-          <w:szCs w:val="32"/>
-        </w:rPr>
-        <w:t>()</w:t>
+        <w:t xml:space="preserve"> so it only fires when the session status</w:t>
       </w:r>
       <w:r>
         <w:rPr>
@@ -8711,43 +8760,158 @@
           <w:sz w:val="32"/>
           <w:szCs w:val="32"/>
         </w:rPr>
-        <w:t xml:space="preserve">inside a </w:t>
-      </w:r>
-      <w:r>
-        <w:rPr>
-          <w:rFonts w:cs="Calibri"/>
-          <w:sz w:val="32"/>
-          <w:szCs w:val="32"/>
-        </w:rPr>
-        <w:t xml:space="preserve">method then </w:t>
-      </w:r>
-      <w:r>
-        <w:rPr>
-          <w:rFonts w:cs="Calibri"/>
-          <w:sz w:val="32"/>
-          <w:szCs w:val="32"/>
-        </w:rPr>
-        <w:t>that method won’t wait for the API call to complete it</w:t>
-      </w:r>
-      <w:r>
-        <w:rPr>
-          <w:rFonts w:cs="Calibri"/>
-          <w:sz w:val="32"/>
-          <w:szCs w:val="32"/>
-        </w:rPr>
-        <w:t>,</w:t>
-      </w:r>
-      <w:r>
-        <w:rPr>
-          <w:rFonts w:cs="Calibri"/>
-          <w:sz w:val="32"/>
-          <w:szCs w:val="32"/>
-        </w:rPr>
-        <w:t xml:space="preserve"> simply start</w:t>
-      </w:r>
-      <w:r>
-        <w:rPr>
-          <w:rFonts w:cs="Calibri"/>
+        <w:t>(</w:t>
+      </w:r>
+      <w:r>
+        <w:rPr>
+          <w:rFonts w:cs="Calibri"/>
+          <w:b/>
+          <w:bCs/>
+          <w:sz w:val="32"/>
+          <w:szCs w:val="32"/>
+        </w:rPr>
+        <w:t>true</w:t>
+      </w:r>
+      <w:r>
+        <w:rPr>
+          <w:rFonts w:cs="Calibri"/>
+          <w:sz w:val="32"/>
+          <w:szCs w:val="32"/>
+        </w:rPr>
+        <w:t xml:space="preserve"> </w:t>
+      </w:r>
+      <w:r>
+        <w:rPr>
+          <w:rFonts w:cs="Calibri"/>
+          <w:sz w:val="32"/>
+          <w:szCs w:val="32"/>
+        </w:rPr>
+        <w:sym w:font="Wingdings" w:char="F0E0"/>
+      </w:r>
+      <w:r>
+        <w:rPr>
+          <w:rFonts w:cs="Calibri"/>
+          <w:sz w:val="32"/>
+          <w:szCs w:val="32"/>
+        </w:rPr>
+        <w:t xml:space="preserve"> </w:t>
+      </w:r>
+      <w:r>
+        <w:rPr>
+          <w:rFonts w:cs="Calibri"/>
+          <w:b/>
+          <w:bCs/>
+          <w:sz w:val="32"/>
+          <w:szCs w:val="32"/>
+        </w:rPr>
+        <w:t>false</w:t>
+      </w:r>
+      <w:r>
+        <w:rPr>
+          <w:rFonts w:cs="Calibri"/>
+          <w:sz w:val="32"/>
+          <w:szCs w:val="32"/>
+        </w:rPr>
+        <w:t xml:space="preserve">) actually changes. This way repeated </w:t>
+      </w:r>
+      <w:r>
+        <w:rPr>
+          <w:rFonts w:cs="Calibri"/>
+          <w:b/>
+          <w:bCs/>
+          <w:sz w:val="32"/>
+          <w:szCs w:val="32"/>
+        </w:rPr>
+        <w:t>true</w:t>
+      </w:r>
+      <w:r>
+        <w:rPr>
+          <w:rFonts w:cs="Calibri"/>
+          <w:sz w:val="32"/>
+          <w:szCs w:val="32"/>
+        </w:rPr>
+        <w:t xml:space="preserve"> </w:t>
+      </w:r>
+      <w:r>
+        <w:rPr>
+          <w:rFonts w:cs="Calibri"/>
+          <w:sz w:val="32"/>
+          <w:szCs w:val="32"/>
+        </w:rPr>
+        <w:sym w:font="Wingdings" w:char="F0E0"/>
+      </w:r>
+      <w:r>
+        <w:rPr>
+          <w:rFonts w:cs="Calibri"/>
+          <w:sz w:val="32"/>
+          <w:szCs w:val="32"/>
+        </w:rPr>
+        <w:t xml:space="preserve"> </w:t>
+      </w:r>
+      <w:r>
+        <w:rPr>
+          <w:rFonts w:cs="Calibri"/>
+          <w:b/>
+          <w:bCs/>
+          <w:sz w:val="32"/>
+          <w:szCs w:val="32"/>
+        </w:rPr>
+        <w:t xml:space="preserve">true </w:t>
+      </w:r>
+      <w:r>
+        <w:rPr>
+          <w:rFonts w:cs="Calibri"/>
+          <w:sz w:val="32"/>
+          <w:szCs w:val="32"/>
+        </w:rPr>
+        <w:t>emissions</w:t>
+      </w:r>
+      <w:r>
+        <w:rPr>
+          <w:rFonts w:cs="Calibri"/>
+          <w:sz w:val="32"/>
+          <w:szCs w:val="32"/>
+        </w:rPr>
+        <w:t xml:space="preserve"> </w:t>
+      </w:r>
+      <w:r>
+        <w:rPr>
+          <w:rFonts w:cs="Calibri"/>
+          <w:sz w:val="32"/>
+          <w:szCs w:val="32"/>
+        </w:rPr>
+        <w:t>from silent token refreshes are dropped</w:t>
+      </w:r>
+    </w:p>
+    <w:p>
+      <w:pPr>
+        <w:jc w:val="both"/>
+        <w:rPr>
+          <w:rFonts w:cs="Calibri"/>
+          <w:b/>
+          <w:bCs/>
+          <w:color w:val="D86DCB" w:themeColor="accent5" w:themeTint="99"/>
+          <w:sz w:val="32"/>
+          <w:szCs w:val="32"/>
+        </w:rPr>
+      </w:pPr>
+      <w:r>
+        <w:rPr>
+          <w:rFonts w:cs="Calibri"/>
+          <w:b/>
+          <w:bCs/>
+          <w:color w:val="D86DCB" w:themeColor="accent5" w:themeTint="99"/>
+          <w:sz w:val="32"/>
+          <w:szCs w:val="32"/>
+        </w:rPr>
+        <w:t xml:space="preserve">  Stream&lt;bool&gt; get </w:t>
+      </w:r>
+      <w:r>
+        <w:rPr>
+          <w:rFonts w:cs="Calibri"/>
+          <w:b/>
+          <w:bCs/>
+          <w:color w:val="D86DCB" w:themeColor="accent5" w:themeTint="99"/>
           <w:sz w:val="32"/>
           <w:szCs w:val="32"/>
         </w:rPr>
@@ -8756,324 +8920,13 @@
       <w:r>
         <w:rPr>
           <w:rFonts w:cs="Calibri"/>
-          <w:sz w:val="32"/>
-          <w:szCs w:val="32"/>
-        </w:rPr>
-        <w:t xml:space="preserve"> the Stream and finishes or returns. B</w:t>
-      </w:r>
-      <w:r>
-        <w:rPr>
-          <w:rFonts w:cs="Calibri"/>
-          <w:sz w:val="32"/>
-          <w:szCs w:val="32"/>
-        </w:rPr>
-        <w:t xml:space="preserve">ecause </w:t>
-      </w:r>
-      <w:proofErr w:type="spellStart"/>
-      <w:r>
-        <w:rPr>
-          <w:rFonts w:cs="Calibri"/>
-          <w:b/>
-          <w:bCs/>
-          <w:sz w:val="32"/>
-          <w:szCs w:val="32"/>
-        </w:rPr>
-        <w:t>Stream.listen</w:t>
-      </w:r>
-      <w:proofErr w:type="spellEnd"/>
-      <w:r>
-        <w:rPr>
-          <w:rFonts w:cs="Calibri"/>
-          <w:b/>
-          <w:bCs/>
-          <w:sz w:val="32"/>
-          <w:szCs w:val="32"/>
-        </w:rPr>
-        <w:t>()</w:t>
-      </w:r>
-      <w:r>
-        <w:rPr>
-          <w:rFonts w:cs="Calibri"/>
-          <w:sz w:val="32"/>
-          <w:szCs w:val="32"/>
-        </w:rPr>
-        <w:t xml:space="preserve"> is</w:t>
-      </w:r>
-      <w:r>
-        <w:rPr>
-          <w:rFonts w:cs="Calibri"/>
-          <w:sz w:val="32"/>
-          <w:szCs w:val="32"/>
-        </w:rPr>
-        <w:t xml:space="preserve"> not a </w:t>
-      </w:r>
-      <w:r>
-        <w:rPr>
-          <w:rFonts w:cs="Calibri"/>
-          <w:b/>
-          <w:bCs/>
-          <w:sz w:val="32"/>
-          <w:szCs w:val="32"/>
-        </w:rPr>
-        <w:t>Future</w:t>
-      </w:r>
-      <w:r>
-        <w:rPr>
-          <w:rFonts w:cs="Calibri"/>
-          <w:b/>
-          <w:bCs/>
-          <w:sz w:val="32"/>
-          <w:szCs w:val="32"/>
-        </w:rPr>
-        <w:t xml:space="preserve"> </w:t>
-      </w:r>
-      <w:r>
-        <w:rPr>
-          <w:rFonts w:cs="Calibri"/>
-          <w:sz w:val="32"/>
-          <w:szCs w:val="32"/>
-        </w:rPr>
-        <w:t>which can be awaited</w:t>
-      </w:r>
-      <w:r>
-        <w:rPr>
-          <w:rFonts w:cs="Calibri"/>
-          <w:sz w:val="32"/>
-          <w:szCs w:val="32"/>
-        </w:rPr>
-        <w:t xml:space="preserve"> (one request, one response), it’s a </w:t>
-      </w:r>
-      <w:proofErr w:type="spellStart"/>
-      <w:r>
-        <w:rPr>
-          <w:rFonts w:cs="Calibri"/>
-          <w:b/>
-          <w:bCs/>
-          <w:sz w:val="32"/>
-          <w:szCs w:val="32"/>
-        </w:rPr>
-        <w:t>Stream</w:t>
-      </w:r>
-      <w:r>
-        <w:rPr>
-          <w:rFonts w:cs="Calibri"/>
-          <w:b/>
-          <w:bCs/>
-          <w:sz w:val="32"/>
-          <w:szCs w:val="32"/>
-        </w:rPr>
-        <w:t>Subscription</w:t>
-      </w:r>
-      <w:proofErr w:type="spellEnd"/>
-      <w:r>
-        <w:rPr>
-          <w:rFonts w:cs="Calibri"/>
-          <w:b/>
-          <w:bCs/>
-          <w:sz w:val="32"/>
-          <w:szCs w:val="32"/>
-        </w:rPr>
-        <w:t>&lt;T&gt;</w:t>
-      </w:r>
-    </w:p>
-    <w:p>
-      <w:pPr>
-        <w:jc w:val="both"/>
-        <w:rPr>
-          <w:rFonts w:cs="Calibri"/>
-          <w:sz w:val="32"/>
-          <w:szCs w:val="32"/>
-        </w:rPr>
-      </w:pPr>
-      <w:r>
-        <w:rPr>
-          <w:rFonts w:cs="Calibri"/>
-          <w:sz w:val="32"/>
-          <w:szCs w:val="32"/>
-        </w:rPr>
-        <w:t xml:space="preserve"># Also </w:t>
-      </w:r>
-      <w:r>
-        <w:rPr>
-          <w:rFonts w:cs="Calibri"/>
-          <w:b/>
-          <w:bCs/>
-          <w:sz w:val="32"/>
-          <w:szCs w:val="32"/>
-        </w:rPr>
-        <w:t>await</w:t>
-      </w:r>
-      <w:r>
-        <w:rPr>
-          <w:rFonts w:cs="Calibri"/>
-          <w:sz w:val="32"/>
-          <w:szCs w:val="32"/>
-        </w:rPr>
-        <w:t xml:space="preserve"> can’t be added before</w:t>
-      </w:r>
-      <w:r>
-        <w:rPr>
-          <w:rFonts w:cs="Calibri"/>
-          <w:b/>
-          <w:bCs/>
-          <w:sz w:val="32"/>
-          <w:szCs w:val="32"/>
-        </w:rPr>
-        <w:t xml:space="preserve"> </w:t>
-      </w:r>
-      <w:proofErr w:type="spellStart"/>
-      <w:r>
-        <w:rPr>
-          <w:rFonts w:cs="Calibri"/>
-          <w:b/>
-          <w:bCs/>
-          <w:sz w:val="32"/>
-          <w:szCs w:val="32"/>
-        </w:rPr>
-        <w:t>Stream.listen</w:t>
-      </w:r>
-      <w:proofErr w:type="spellEnd"/>
-      <w:r>
-        <w:rPr>
-          <w:rFonts w:cs="Calibri"/>
-          <w:b/>
-          <w:bCs/>
-          <w:sz w:val="32"/>
-          <w:szCs w:val="32"/>
-        </w:rPr>
-        <w:t>()</w:t>
-      </w:r>
-      <w:r>
-        <w:rPr>
-          <w:rFonts w:cs="Calibri"/>
-          <w:sz w:val="32"/>
-          <w:szCs w:val="32"/>
-        </w:rPr>
-        <w:t xml:space="preserve"> </w:t>
-      </w:r>
-      <w:r>
-        <w:rPr>
-          <w:rFonts w:cs="Calibri"/>
-          <w:sz w:val="32"/>
-          <w:szCs w:val="32"/>
-        </w:rPr>
-        <w:t xml:space="preserve">(Because its </w:t>
-      </w:r>
-      <w:proofErr w:type="spellStart"/>
-      <w:r>
-        <w:rPr>
-          <w:rFonts w:cs="Calibri"/>
-          <w:b/>
-          <w:bCs/>
-          <w:sz w:val="32"/>
-          <w:szCs w:val="32"/>
-        </w:rPr>
-        <w:t>StreamSubscription</w:t>
-      </w:r>
-      <w:proofErr w:type="spellEnd"/>
-      <w:r>
-        <w:rPr>
-          <w:rFonts w:cs="Calibri"/>
-          <w:b/>
-          <w:bCs/>
-          <w:sz w:val="32"/>
-          <w:szCs w:val="32"/>
-        </w:rPr>
-        <w:t>&lt;T&gt;</w:t>
-      </w:r>
-      <w:r>
-        <w:rPr>
-          <w:rFonts w:cs="Calibri"/>
-          <w:sz w:val="32"/>
-          <w:szCs w:val="32"/>
-        </w:rPr>
-        <w:t xml:space="preserve"> not </w:t>
-      </w:r>
-      <w:r>
-        <w:rPr>
-          <w:rFonts w:cs="Calibri"/>
-          <w:b/>
-          <w:bCs/>
-          <w:sz w:val="32"/>
-          <w:szCs w:val="32"/>
-        </w:rPr>
-        <w:t>Future&lt;</w:t>
-      </w:r>
-      <w:proofErr w:type="spellStart"/>
-      <w:r>
-        <w:rPr>
-          <w:rFonts w:cs="Calibri"/>
-          <w:b/>
-          <w:bCs/>
-          <w:sz w:val="32"/>
-          <w:szCs w:val="32"/>
-        </w:rPr>
-        <w:t>StreamS</w:t>
-      </w:r>
-      <w:proofErr w:type="spellEnd"/>
-      <w:r>
-        <w:rPr>
-          <w:rFonts w:cs="Calibri"/>
-          <w:b/>
-          <w:bCs/>
-          <w:sz w:val="32"/>
-          <w:szCs w:val="32"/>
-        </w:rPr>
-        <w:t>…&gt;</w:t>
-      </w:r>
-      <w:r>
-        <w:rPr>
-          <w:rFonts w:cs="Calibri"/>
-          <w:sz w:val="32"/>
-          <w:szCs w:val="32"/>
-        </w:rPr>
-        <w:t>)</w:t>
-      </w:r>
-      <w:r>
-        <w:rPr>
-          <w:rFonts w:cs="Calibri"/>
-          <w:sz w:val="32"/>
-          <w:szCs w:val="32"/>
-        </w:rPr>
-        <w:t xml:space="preserve"> </w:t>
-      </w:r>
-      <w:r>
-        <w:rPr>
-          <w:rFonts w:cs="Calibri"/>
-          <w:sz w:val="32"/>
-          <w:szCs w:val="32"/>
-        </w:rPr>
-        <w:t xml:space="preserve">and even if we do tight coupling and return a </w:t>
-      </w:r>
-      <w:proofErr w:type="spellStart"/>
-      <w:r>
-        <w:rPr>
-          <w:rFonts w:cs="Calibri"/>
-          <w:b/>
-          <w:bCs/>
-          <w:sz w:val="32"/>
-          <w:szCs w:val="32"/>
-        </w:rPr>
-        <w:t>bool</w:t>
-      </w:r>
-      <w:proofErr w:type="spellEnd"/>
-      <w:r>
-        <w:rPr>
-          <w:rFonts w:cs="Calibri"/>
-          <w:sz w:val="32"/>
-          <w:szCs w:val="32"/>
-        </w:rPr>
-        <w:t xml:space="preserve"> value from </w:t>
-      </w:r>
-      <w:r>
-        <w:rPr>
-          <w:rFonts w:cs="Calibri"/>
-          <w:b/>
-          <w:bCs/>
-          <w:sz w:val="32"/>
-          <w:szCs w:val="32"/>
-        </w:rPr>
-        <w:t>_</w:t>
+          <w:b/>
+          <w:bCs/>
+          <w:color w:val="D86DCB" w:themeColor="accent5" w:themeTint="99"/>
+          <w:sz w:val="32"/>
+          <w:szCs w:val="32"/>
+        </w:rPr>
+        <w:t>tream =&gt; _</w:t>
       </w:r>
       <w:proofErr w:type="spellStart"/>
       <w:proofErr w:type="gramStart"/>
@@ -9082,28 +8935,713 @@
           <w:rFonts w:cs="Calibri"/>
           <w:b/>
           <w:bCs/>
-          <w:sz w:val="32"/>
-          <w:szCs w:val="32"/>
-        </w:rPr>
-        <w:t>handleAuthDeepLink</w:t>
+          <w:color w:val="D86DCB" w:themeColor="accent5" w:themeTint="99"/>
+          <w:sz w:val="32"/>
+          <w:szCs w:val="32"/>
+        </w:rPr>
+        <w:t>s</w:t>
+      </w:r>
+      <w:r>
+        <w:rPr>
+          <w:rFonts w:cs="Calibri"/>
+          <w:b/>
+          <w:bCs/>
+          <w:color w:val="D86DCB" w:themeColor="accent5" w:themeTint="99"/>
+          <w:sz w:val="32"/>
+          <w:szCs w:val="32"/>
+        </w:rPr>
+        <w:t>tream</w:t>
+      </w:r>
+      <w:r>
+        <w:rPr>
+          <w:rFonts w:cs="Calibri"/>
+          <w:b/>
+          <w:bCs/>
+          <w:color w:val="D86DCB" w:themeColor="accent5" w:themeTint="99"/>
+          <w:sz w:val="32"/>
+          <w:szCs w:val="32"/>
+        </w:rPr>
+        <w:t>Controller.stream.distinct</w:t>
       </w:r>
       <w:proofErr w:type="spellEnd"/>
-      <w:r>
-        <w:rPr>
-          <w:rFonts w:cs="Calibri"/>
-          <w:b/>
-          <w:bCs/>
-          <w:sz w:val="32"/>
-          <w:szCs w:val="32"/>
-        </w:rPr>
-        <w:t>(</w:t>
-      </w:r>
       <w:proofErr w:type="gramEnd"/>
       <w:r>
         <w:rPr>
           <w:rFonts w:cs="Calibri"/>
           <w:b/>
           <w:bCs/>
+          <w:color w:val="D86DCB" w:themeColor="accent5" w:themeTint="99"/>
+          <w:sz w:val="32"/>
+          <w:szCs w:val="32"/>
+        </w:rPr>
+        <w:t>();</w:t>
+      </w:r>
+    </w:p>
+    <w:p>
+      <w:pPr>
+        <w:jc w:val="both"/>
+        <w:rPr>
+          <w:rFonts w:cs="Calibri"/>
+          <w:b/>
+          <w:bCs/>
+          <w:color w:val="D86DCB" w:themeColor="accent5" w:themeTint="99"/>
+          <w:sz w:val="32"/>
+          <w:szCs w:val="32"/>
+        </w:rPr>
+      </w:pPr>
+      <w:r>
+        <w:rPr>
+          <w:rFonts w:cs="Calibri"/>
+          <w:b/>
+          <w:bCs/>
+          <w:color w:val="D86DCB" w:themeColor="accent5" w:themeTint="99"/>
+          <w:sz w:val="32"/>
+          <w:szCs w:val="32"/>
+        </w:rPr>
+        <w:t>…</w:t>
+      </w:r>
+    </w:p>
+    <w:p>
+      <w:pPr>
+        <w:jc w:val="both"/>
+        <w:rPr>
+          <w:rFonts w:cs="Calibri"/>
+          <w:b/>
+          <w:bCs/>
+          <w:color w:val="D86DCB" w:themeColor="accent5" w:themeTint="99"/>
+          <w:sz w:val="32"/>
+          <w:szCs w:val="32"/>
+        </w:rPr>
+      </w:pPr>
+      <w:r>
+        <w:rPr>
+          <w:rFonts w:cs="Calibri"/>
+          <w:b/>
+          <w:bCs/>
+          <w:color w:val="D86DCB" w:themeColor="accent5" w:themeTint="99"/>
+          <w:sz w:val="32"/>
+          <w:szCs w:val="32"/>
+        </w:rPr>
+        <w:t>_</w:t>
+      </w:r>
+      <w:proofErr w:type="spellStart"/>
+      <w:r>
+        <w:rPr>
+          <w:rFonts w:cs="Calibri"/>
+          <w:b/>
+          <w:bCs/>
+          <w:color w:val="D86DCB" w:themeColor="accent5" w:themeTint="99"/>
+          <w:sz w:val="32"/>
+          <w:szCs w:val="32"/>
+        </w:rPr>
+        <w:t>streamController.add</w:t>
+      </w:r>
+      <w:proofErr w:type="spellEnd"/>
+      <w:r>
+        <w:rPr>
+          <w:rFonts w:cs="Calibri"/>
+          <w:b/>
+          <w:bCs/>
+          <w:color w:val="D86DCB" w:themeColor="accent5" w:themeTint="99"/>
+          <w:sz w:val="32"/>
+          <w:szCs w:val="32"/>
+        </w:rPr>
+        <w:t>(true);</w:t>
+      </w:r>
+    </w:p>
+    <w:p>
+      <w:pPr>
+        <w:jc w:val="both"/>
+        <w:rPr>
+          <w:rFonts w:cs="Calibri"/>
+          <w:b/>
+          <w:bCs/>
+          <w:color w:val="D86DCB" w:themeColor="accent5" w:themeTint="99"/>
+          <w:sz w:val="32"/>
+          <w:szCs w:val="32"/>
+        </w:rPr>
+      </w:pPr>
+      <w:r>
+        <w:rPr>
+          <w:rFonts w:cs="Calibri"/>
+          <w:b/>
+          <w:bCs/>
+          <w:color w:val="D86DCB" w:themeColor="accent5" w:themeTint="99"/>
+          <w:sz w:val="32"/>
+          <w:szCs w:val="32"/>
+        </w:rPr>
+        <w:t>_</w:t>
+      </w:r>
+      <w:proofErr w:type="spellStart"/>
+      <w:r>
+        <w:rPr>
+          <w:rFonts w:cs="Calibri"/>
+          <w:b/>
+          <w:bCs/>
+          <w:color w:val="D86DCB" w:themeColor="accent5" w:themeTint="99"/>
+          <w:sz w:val="32"/>
+          <w:szCs w:val="32"/>
+        </w:rPr>
+        <w:t>streamController.add</w:t>
+      </w:r>
+      <w:proofErr w:type="spellEnd"/>
+      <w:r>
+        <w:rPr>
+          <w:rFonts w:cs="Calibri"/>
+          <w:b/>
+          <w:bCs/>
+          <w:color w:val="D86DCB" w:themeColor="accent5" w:themeTint="99"/>
+          <w:sz w:val="32"/>
+          <w:szCs w:val="32"/>
+        </w:rPr>
+        <w:t>(true): // Skips broadcasting it</w:t>
+      </w:r>
+    </w:p>
+    <w:p>
+      <w:pPr>
+        <w:jc w:val="both"/>
+        <w:rPr>
+          <w:rFonts w:cs="Calibri"/>
+          <w:sz w:val="32"/>
+          <w:szCs w:val="32"/>
+        </w:rPr>
+      </w:pPr>
+    </w:p>
+    <w:p>
+      <w:pPr>
+        <w:jc w:val="center"/>
+        <w:rPr>
+          <w:rFonts w:cs="Calibri"/>
+          <w:sz w:val="32"/>
+          <w:szCs w:val="32"/>
+        </w:rPr>
+      </w:pPr>
+      <w:r>
+        <w:rPr>
+          <w:rFonts w:cs="Calibri"/>
+          <w:sz w:val="32"/>
+          <w:szCs w:val="32"/>
+        </w:rPr>
+        <w:t>Break</w:t>
+      </w:r>
+    </w:p>
+    <w:p>
+      <w:pPr>
+        <w:jc w:val="both"/>
+        <w:rPr>
+          <w:rFonts w:cs="Calibri"/>
+          <w:sz w:val="32"/>
+          <w:szCs w:val="32"/>
+        </w:rPr>
+      </w:pPr>
+    </w:p>
+    <w:p>
+      <w:pPr>
+        <w:jc w:val="both"/>
+        <w:rPr>
+          <w:rFonts w:cs="Calibri"/>
+          <w:sz w:val="32"/>
+          <w:szCs w:val="32"/>
+        </w:rPr>
+      </w:pPr>
+    </w:p>
+    <w:p>
+      <w:pPr>
+        <w:jc w:val="both"/>
+        <w:rPr>
+          <w:rFonts w:cs="Calibri"/>
+          <w:sz w:val="32"/>
+          <w:szCs w:val="32"/>
+        </w:rPr>
+      </w:pPr>
+    </w:p>
+    <w:p>
+      <w:pPr>
+        <w:jc w:val="both"/>
+        <w:rPr>
+          <w:rFonts w:cs="Calibri"/>
+          <w:b/>
+          <w:bCs/>
+          <w:sz w:val="32"/>
+          <w:szCs w:val="32"/>
+        </w:rPr>
+      </w:pPr>
+      <w:r>
+        <w:rPr>
+          <w:rFonts w:cs="Calibri"/>
+          <w:b/>
+          <w:bCs/>
+          <w:sz w:val="32"/>
+          <w:szCs w:val="32"/>
+        </w:rPr>
+        <w:lastRenderedPageBreak/>
+        <w:t xml:space="preserve">API Calling and Awaiting </w:t>
+      </w:r>
+      <w:r>
+        <w:rPr>
+          <w:rFonts w:cs="Calibri"/>
+          <w:b/>
+          <w:bCs/>
+          <w:sz w:val="32"/>
+          <w:szCs w:val="32"/>
+        </w:rPr>
+        <w:t xml:space="preserve">Problem in </w:t>
+      </w:r>
+      <w:proofErr w:type="spellStart"/>
+      <w:r>
+        <w:rPr>
+          <w:rFonts w:cs="Calibri"/>
+          <w:b/>
+          <w:bCs/>
+          <w:sz w:val="32"/>
+          <w:szCs w:val="32"/>
+        </w:rPr>
+        <w:t>Stream.listen</w:t>
+      </w:r>
+      <w:proofErr w:type="spellEnd"/>
+      <w:r>
+        <w:rPr>
+          <w:rFonts w:cs="Calibri"/>
+          <w:b/>
+          <w:bCs/>
+          <w:sz w:val="32"/>
+          <w:szCs w:val="32"/>
+        </w:rPr>
+        <w:t>() Method:</w:t>
+      </w:r>
+    </w:p>
+    <w:p>
+      <w:pPr>
+        <w:jc w:val="both"/>
+        <w:rPr>
+          <w:rFonts w:cs="Calibri"/>
+          <w:sz w:val="32"/>
+          <w:szCs w:val="32"/>
+        </w:rPr>
+      </w:pPr>
+      <w:r>
+        <w:rPr>
+          <w:rFonts w:cs="Calibri"/>
+          <w:sz w:val="32"/>
+          <w:szCs w:val="32"/>
+        </w:rPr>
+        <w:t>The Problem:</w:t>
+      </w:r>
+    </w:p>
+    <w:p>
+      <w:pPr>
+        <w:jc w:val="both"/>
+        <w:rPr>
+          <w:rFonts w:cs="Calibri"/>
+          <w:sz w:val="32"/>
+          <w:szCs w:val="32"/>
+        </w:rPr>
+      </w:pPr>
+      <w:r>
+        <w:rPr>
+          <w:rFonts w:cs="Calibri"/>
+          <w:sz w:val="32"/>
+          <w:szCs w:val="32"/>
+        </w:rPr>
+        <w:t xml:space="preserve"># The Problem, if we are calling an API using a </w:t>
+      </w:r>
+      <w:r>
+        <w:rPr>
+          <w:rFonts w:cs="Calibri"/>
+          <w:b/>
+          <w:bCs/>
+          <w:sz w:val="32"/>
+          <w:szCs w:val="32"/>
+        </w:rPr>
+        <w:t>Stream</w:t>
+      </w:r>
+      <w:r>
+        <w:rPr>
+          <w:rFonts w:cs="Calibri"/>
+          <w:sz w:val="32"/>
+          <w:szCs w:val="32"/>
+        </w:rPr>
+        <w:t xml:space="preserve"> value of </w:t>
+      </w:r>
+      <w:proofErr w:type="spellStart"/>
+      <w:r>
+        <w:rPr>
+          <w:rFonts w:cs="Calibri"/>
+          <w:b/>
+          <w:bCs/>
+          <w:sz w:val="32"/>
+          <w:szCs w:val="32"/>
+        </w:rPr>
+        <w:t>StreamSubscription</w:t>
+      </w:r>
+      <w:proofErr w:type="spellEnd"/>
+      <w:r>
+        <w:rPr>
+          <w:rFonts w:cs="Calibri"/>
+          <w:b/>
+          <w:bCs/>
+          <w:sz w:val="32"/>
+          <w:szCs w:val="32"/>
+        </w:rPr>
+        <w:t>&lt;T&gt;</w:t>
+      </w:r>
+      <w:r>
+        <w:rPr>
+          <w:rFonts w:cs="Calibri"/>
+          <w:sz w:val="32"/>
+          <w:szCs w:val="32"/>
+        </w:rPr>
+        <w:t xml:space="preserve"> in </w:t>
+      </w:r>
+      <w:proofErr w:type="spellStart"/>
+      <w:r>
+        <w:rPr>
+          <w:rFonts w:cs="Calibri"/>
+          <w:b/>
+          <w:bCs/>
+          <w:sz w:val="32"/>
+          <w:szCs w:val="32"/>
+        </w:rPr>
+        <w:t>Stream.listen</w:t>
+      </w:r>
+      <w:proofErr w:type="spellEnd"/>
+      <w:r>
+        <w:rPr>
+          <w:rFonts w:cs="Calibri"/>
+          <w:b/>
+          <w:bCs/>
+          <w:sz w:val="32"/>
+          <w:szCs w:val="32"/>
+        </w:rPr>
+        <w:t>()</w:t>
+      </w:r>
+      <w:r>
+        <w:rPr>
+          <w:rFonts w:cs="Calibri"/>
+          <w:sz w:val="32"/>
+          <w:szCs w:val="32"/>
+        </w:rPr>
+        <w:t xml:space="preserve"> </w:t>
+      </w:r>
+      <w:r>
+        <w:rPr>
+          <w:rFonts w:cs="Calibri"/>
+          <w:sz w:val="32"/>
+          <w:szCs w:val="32"/>
+        </w:rPr>
+        <w:t xml:space="preserve">inside a </w:t>
+      </w:r>
+      <w:r>
+        <w:rPr>
+          <w:rFonts w:cs="Calibri"/>
+          <w:sz w:val="32"/>
+          <w:szCs w:val="32"/>
+        </w:rPr>
+        <w:t xml:space="preserve">method then </w:t>
+      </w:r>
+      <w:r>
+        <w:rPr>
+          <w:rFonts w:cs="Calibri"/>
+          <w:sz w:val="32"/>
+          <w:szCs w:val="32"/>
+        </w:rPr>
+        <w:t>that method won’t wait for the API call to complete it</w:t>
+      </w:r>
+      <w:r>
+        <w:rPr>
+          <w:rFonts w:cs="Calibri"/>
+          <w:sz w:val="32"/>
+          <w:szCs w:val="32"/>
+        </w:rPr>
+        <w:t>,</w:t>
+      </w:r>
+      <w:r>
+        <w:rPr>
+          <w:rFonts w:cs="Calibri"/>
+          <w:sz w:val="32"/>
+          <w:szCs w:val="32"/>
+        </w:rPr>
+        <w:t xml:space="preserve"> simply start</w:t>
+      </w:r>
+      <w:r>
+        <w:rPr>
+          <w:rFonts w:cs="Calibri"/>
+          <w:sz w:val="32"/>
+          <w:szCs w:val="32"/>
+        </w:rPr>
+        <w:t>s</w:t>
+      </w:r>
+      <w:r>
+        <w:rPr>
+          <w:rFonts w:cs="Calibri"/>
+          <w:sz w:val="32"/>
+          <w:szCs w:val="32"/>
+        </w:rPr>
+        <w:t xml:space="preserve"> the Stream and finishes or returns. B</w:t>
+      </w:r>
+      <w:r>
+        <w:rPr>
+          <w:rFonts w:cs="Calibri"/>
+          <w:sz w:val="32"/>
+          <w:szCs w:val="32"/>
+        </w:rPr>
+        <w:t xml:space="preserve">ecause </w:t>
+      </w:r>
+      <w:proofErr w:type="spellStart"/>
+      <w:r>
+        <w:rPr>
+          <w:rFonts w:cs="Calibri"/>
+          <w:b/>
+          <w:bCs/>
+          <w:sz w:val="32"/>
+          <w:szCs w:val="32"/>
+        </w:rPr>
+        <w:t>Stream.listen</w:t>
+      </w:r>
+      <w:proofErr w:type="spellEnd"/>
+      <w:r>
+        <w:rPr>
+          <w:rFonts w:cs="Calibri"/>
+          <w:b/>
+          <w:bCs/>
+          <w:sz w:val="32"/>
+          <w:szCs w:val="32"/>
+        </w:rPr>
+        <w:t>()</w:t>
+      </w:r>
+      <w:r>
+        <w:rPr>
+          <w:rFonts w:cs="Calibri"/>
+          <w:sz w:val="32"/>
+          <w:szCs w:val="32"/>
+        </w:rPr>
+        <w:t xml:space="preserve"> is</w:t>
+      </w:r>
+      <w:r>
+        <w:rPr>
+          <w:rFonts w:cs="Calibri"/>
+          <w:sz w:val="32"/>
+          <w:szCs w:val="32"/>
+        </w:rPr>
+        <w:t xml:space="preserve"> not a </w:t>
+      </w:r>
+      <w:r>
+        <w:rPr>
+          <w:rFonts w:cs="Calibri"/>
+          <w:b/>
+          <w:bCs/>
+          <w:sz w:val="32"/>
+          <w:szCs w:val="32"/>
+        </w:rPr>
+        <w:t>Future</w:t>
+      </w:r>
+      <w:r>
+        <w:rPr>
+          <w:rFonts w:cs="Calibri"/>
+          <w:b/>
+          <w:bCs/>
+          <w:sz w:val="32"/>
+          <w:szCs w:val="32"/>
+        </w:rPr>
+        <w:t xml:space="preserve"> </w:t>
+      </w:r>
+      <w:r>
+        <w:rPr>
+          <w:rFonts w:cs="Calibri"/>
+          <w:sz w:val="32"/>
+          <w:szCs w:val="32"/>
+        </w:rPr>
+        <w:t>which can be awaited</w:t>
+      </w:r>
+      <w:r>
+        <w:rPr>
+          <w:rFonts w:cs="Calibri"/>
+          <w:sz w:val="32"/>
+          <w:szCs w:val="32"/>
+        </w:rPr>
+        <w:t xml:space="preserve"> (one request, one response), it’s a </w:t>
+      </w:r>
+      <w:proofErr w:type="spellStart"/>
+      <w:r>
+        <w:rPr>
+          <w:rFonts w:cs="Calibri"/>
+          <w:b/>
+          <w:bCs/>
+          <w:sz w:val="32"/>
+          <w:szCs w:val="32"/>
+        </w:rPr>
+        <w:t>Stream</w:t>
+      </w:r>
+      <w:r>
+        <w:rPr>
+          <w:rFonts w:cs="Calibri"/>
+          <w:b/>
+          <w:bCs/>
+          <w:sz w:val="32"/>
+          <w:szCs w:val="32"/>
+        </w:rPr>
+        <w:t>Subscription</w:t>
+      </w:r>
+      <w:proofErr w:type="spellEnd"/>
+      <w:r>
+        <w:rPr>
+          <w:rFonts w:cs="Calibri"/>
+          <w:b/>
+          <w:bCs/>
+          <w:sz w:val="32"/>
+          <w:szCs w:val="32"/>
+        </w:rPr>
+        <w:t>&lt;T&gt;</w:t>
+      </w:r>
+    </w:p>
+    <w:p>
+      <w:pPr>
+        <w:jc w:val="both"/>
+        <w:rPr>
+          <w:rFonts w:cs="Calibri"/>
+          <w:sz w:val="32"/>
+          <w:szCs w:val="32"/>
+        </w:rPr>
+      </w:pPr>
+      <w:r>
+        <w:rPr>
+          <w:rFonts w:cs="Calibri"/>
+          <w:sz w:val="32"/>
+          <w:szCs w:val="32"/>
+        </w:rPr>
+        <w:t xml:space="preserve"># Also </w:t>
+      </w:r>
+      <w:r>
+        <w:rPr>
+          <w:rFonts w:cs="Calibri"/>
+          <w:b/>
+          <w:bCs/>
+          <w:sz w:val="32"/>
+          <w:szCs w:val="32"/>
+        </w:rPr>
+        <w:t>await</w:t>
+      </w:r>
+      <w:r>
+        <w:rPr>
+          <w:rFonts w:cs="Calibri"/>
+          <w:sz w:val="32"/>
+          <w:szCs w:val="32"/>
+        </w:rPr>
+        <w:t xml:space="preserve"> can’t be added before</w:t>
+      </w:r>
+      <w:r>
+        <w:rPr>
+          <w:rFonts w:cs="Calibri"/>
+          <w:b/>
+          <w:bCs/>
+          <w:sz w:val="32"/>
+          <w:szCs w:val="32"/>
+        </w:rPr>
+        <w:t xml:space="preserve"> </w:t>
+      </w:r>
+      <w:proofErr w:type="spellStart"/>
+      <w:r>
+        <w:rPr>
+          <w:rFonts w:cs="Calibri"/>
+          <w:b/>
+          <w:bCs/>
+          <w:sz w:val="32"/>
+          <w:szCs w:val="32"/>
+        </w:rPr>
+        <w:t>Stream.listen</w:t>
+      </w:r>
+      <w:proofErr w:type="spellEnd"/>
+      <w:r>
+        <w:rPr>
+          <w:rFonts w:cs="Calibri"/>
+          <w:b/>
+          <w:bCs/>
+          <w:sz w:val="32"/>
+          <w:szCs w:val="32"/>
+        </w:rPr>
+        <w:t>()</w:t>
+      </w:r>
+      <w:r>
+        <w:rPr>
+          <w:rFonts w:cs="Calibri"/>
+          <w:sz w:val="32"/>
+          <w:szCs w:val="32"/>
+        </w:rPr>
+        <w:t xml:space="preserve"> </w:t>
+      </w:r>
+      <w:r>
+        <w:rPr>
+          <w:rFonts w:cs="Calibri"/>
+          <w:sz w:val="32"/>
+          <w:szCs w:val="32"/>
+        </w:rPr>
+        <w:t xml:space="preserve">(Because its </w:t>
+      </w:r>
+      <w:proofErr w:type="spellStart"/>
+      <w:r>
+        <w:rPr>
+          <w:rFonts w:cs="Calibri"/>
+          <w:b/>
+          <w:bCs/>
+          <w:sz w:val="32"/>
+          <w:szCs w:val="32"/>
+        </w:rPr>
+        <w:t>StreamSubscription</w:t>
+      </w:r>
+      <w:proofErr w:type="spellEnd"/>
+      <w:r>
+        <w:rPr>
+          <w:rFonts w:cs="Calibri"/>
+          <w:b/>
+          <w:bCs/>
+          <w:sz w:val="32"/>
+          <w:szCs w:val="32"/>
+        </w:rPr>
+        <w:t>&lt;T&gt;</w:t>
+      </w:r>
+      <w:r>
+        <w:rPr>
+          <w:rFonts w:cs="Calibri"/>
+          <w:sz w:val="32"/>
+          <w:szCs w:val="32"/>
+        </w:rPr>
+        <w:t xml:space="preserve"> not </w:t>
+      </w:r>
+      <w:r>
+        <w:rPr>
+          <w:rFonts w:cs="Calibri"/>
+          <w:b/>
+          <w:bCs/>
+          <w:sz w:val="32"/>
+          <w:szCs w:val="32"/>
+        </w:rPr>
+        <w:t>Future&lt;</w:t>
+      </w:r>
+      <w:proofErr w:type="spellStart"/>
+      <w:r>
+        <w:rPr>
+          <w:rFonts w:cs="Calibri"/>
+          <w:b/>
+          <w:bCs/>
+          <w:sz w:val="32"/>
+          <w:szCs w:val="32"/>
+        </w:rPr>
+        <w:t>StreamS</w:t>
+      </w:r>
+      <w:proofErr w:type="spellEnd"/>
+      <w:r>
+        <w:rPr>
+          <w:rFonts w:cs="Calibri"/>
+          <w:b/>
+          <w:bCs/>
+          <w:sz w:val="32"/>
+          <w:szCs w:val="32"/>
+        </w:rPr>
+        <w:t>…&gt;</w:t>
+      </w:r>
+      <w:r>
+        <w:rPr>
+          <w:rFonts w:cs="Calibri"/>
           <w:sz w:val="32"/>
           <w:szCs w:val="32"/>
         </w:rPr>
@@ -9115,7 +9653,15 @@
           <w:sz w:val="32"/>
           <w:szCs w:val="32"/>
         </w:rPr>
-        <w:t xml:space="preserve"> method it won’t simply work because </w:t>
+        <w:t xml:space="preserve"> </w:t>
+      </w:r>
+      <w:r>
+        <w:rPr>
+          <w:rFonts w:cs="Calibri"/>
+          <w:sz w:val="32"/>
+          <w:szCs w:val="32"/>
+        </w:rPr>
+        <w:t xml:space="preserve">and even if we do tight coupling and return a </w:t>
       </w:r>
       <w:proofErr w:type="spellStart"/>
       <w:r>
@@ -9126,895 +9672,16 @@
           <w:sz w:val="32"/>
           <w:szCs w:val="32"/>
         </w:rPr>
-        <w:t>Stream.listen</w:t>
+        <w:t>bool</w:t>
       </w:r>
       <w:proofErr w:type="spellEnd"/>
       <w:r>
         <w:rPr>
           <w:rFonts w:cs="Calibri"/>
-          <w:b/>
-          <w:bCs/>
-          <w:sz w:val="32"/>
-          <w:szCs w:val="32"/>
-        </w:rPr>
-        <w:t>()</w:t>
-      </w:r>
-      <w:r>
-        <w:rPr>
-          <w:rFonts w:cs="Calibri"/>
-          <w:sz w:val="32"/>
-          <w:szCs w:val="32"/>
-        </w:rPr>
-        <w:t xml:space="preserve"> can’t be awaited (sync vs async problems or race conditions) and</w:t>
-      </w:r>
-      <w:r>
-        <w:rPr>
-          <w:rFonts w:cs="Calibri"/>
-          <w:b/>
-          <w:bCs/>
-          <w:sz w:val="32"/>
-          <w:szCs w:val="32"/>
-        </w:rPr>
-        <w:t xml:space="preserve"> bool</w:t>
-      </w:r>
-      <w:r>
-        <w:rPr>
-          <w:rFonts w:cs="Calibri"/>
-          <w:sz w:val="32"/>
-          <w:szCs w:val="32"/>
-        </w:rPr>
-        <w:t xml:space="preserve"> value (</w:t>
-      </w:r>
-      <w:proofErr w:type="spellStart"/>
-      <w:r>
-        <w:rPr>
-          <w:rFonts w:cs="Calibri"/>
-          <w:b/>
-          <w:bCs/>
-          <w:sz w:val="32"/>
-          <w:szCs w:val="32"/>
-        </w:rPr>
-        <w:t>isSuccess</w:t>
-      </w:r>
-      <w:proofErr w:type="spellEnd"/>
-      <w:r>
-        <w:rPr>
-          <w:rFonts w:cs="Calibri"/>
-          <w:sz w:val="32"/>
-          <w:szCs w:val="32"/>
-        </w:rPr>
-        <w:t>) will always be</w:t>
-      </w:r>
-      <w:r>
-        <w:rPr>
-          <w:rFonts w:cs="Calibri"/>
-          <w:b/>
-          <w:bCs/>
-          <w:sz w:val="32"/>
-          <w:szCs w:val="32"/>
-        </w:rPr>
-        <w:t xml:space="preserve"> false</w:t>
-      </w:r>
-      <w:r>
-        <w:rPr>
-          <w:rFonts w:cs="Calibri"/>
-          <w:b/>
-          <w:bCs/>
-          <w:sz w:val="32"/>
-          <w:szCs w:val="32"/>
-        </w:rPr>
-        <w:t xml:space="preserve"> </w:t>
-      </w:r>
-      <w:r>
-        <w:rPr>
-          <w:rFonts w:cs="Calibri"/>
-          <w:sz w:val="32"/>
-          <w:szCs w:val="32"/>
-        </w:rPr>
-        <w:t>(</w:t>
-      </w:r>
-      <w:r>
-        <w:rPr>
-          <w:rFonts w:cs="Calibri"/>
-          <w:b/>
-          <w:bCs/>
-          <w:sz w:val="32"/>
-          <w:szCs w:val="32"/>
-        </w:rPr>
-        <w:t>return</w:t>
-      </w:r>
-      <w:r>
-        <w:rPr>
-          <w:rFonts w:cs="Calibri"/>
-          <w:sz w:val="32"/>
-          <w:szCs w:val="32"/>
-        </w:rPr>
-        <w:t xml:space="preserve"> </w:t>
-      </w:r>
-      <w:proofErr w:type="spellStart"/>
-      <w:r>
-        <w:rPr>
-          <w:rFonts w:cs="Calibri"/>
-          <w:b/>
-          <w:bCs/>
-          <w:sz w:val="32"/>
-          <w:szCs w:val="32"/>
-        </w:rPr>
-        <w:t>isSuccess</w:t>
-      </w:r>
-      <w:proofErr w:type="spellEnd"/>
-      <w:r>
-        <w:rPr>
-          <w:rFonts w:cs="Calibri"/>
-          <w:sz w:val="32"/>
-          <w:szCs w:val="32"/>
-        </w:rPr>
-        <w:t xml:space="preserve"> in</w:t>
-      </w:r>
-      <w:r>
-        <w:rPr>
-          <w:rFonts w:cs="Calibri"/>
-          <w:b/>
-          <w:bCs/>
-          <w:sz w:val="32"/>
-          <w:szCs w:val="32"/>
-        </w:rPr>
-        <w:t xml:space="preserve"> </w:t>
-      </w:r>
-      <w:proofErr w:type="spellStart"/>
-      <w:r>
-        <w:rPr>
-          <w:rFonts w:cs="Calibri"/>
-          <w:b/>
-          <w:bCs/>
-          <w:sz w:val="32"/>
-          <w:szCs w:val="32"/>
-        </w:rPr>
-        <w:t>startAuth</w:t>
-      </w:r>
-      <w:proofErr w:type="spellEnd"/>
-      <w:r>
-        <w:rPr>
-          <w:rFonts w:cs="Calibri"/>
-          <w:sz w:val="32"/>
-          <w:szCs w:val="32"/>
-        </w:rPr>
-        <w:t xml:space="preserve"> runs before the </w:t>
-      </w:r>
-      <w:proofErr w:type="spellStart"/>
-      <w:r>
-        <w:rPr>
-          <w:rFonts w:cs="Calibri"/>
-          <w:b/>
-          <w:bCs/>
-          <w:sz w:val="32"/>
-          <w:szCs w:val="32"/>
-        </w:rPr>
-        <w:t>isSuccess</w:t>
-      </w:r>
-      <w:proofErr w:type="spellEnd"/>
-      <w:r>
-        <w:rPr>
-          <w:rFonts w:cs="Calibri"/>
-          <w:sz w:val="32"/>
-          <w:szCs w:val="32"/>
-        </w:rPr>
-        <w:t xml:space="preserve"> from handler method is returned)</w:t>
-      </w:r>
-    </w:p>
-    <w:p>
-      <w:pPr>
-        <w:jc w:val="both"/>
-        <w:rPr>
-          <w:rFonts w:cs="Calibri"/>
-          <w:sz w:val="32"/>
-          <w:szCs w:val="32"/>
-        </w:rPr>
-      </w:pPr>
-    </w:p>
-    <w:p>
-      <w:pPr>
-        <w:jc w:val="both"/>
-        <w:rPr>
-          <w:rFonts w:cs="Calibri"/>
-          <w:sz w:val="32"/>
-          <w:szCs w:val="32"/>
-        </w:rPr>
-      </w:pPr>
-    </w:p>
-    <w:p>
-      <w:pPr>
-        <w:jc w:val="both"/>
-        <w:rPr>
-          <w:rFonts w:cs="Calibri"/>
-          <w:sz w:val="32"/>
-          <w:szCs w:val="32"/>
-        </w:rPr>
-      </w:pPr>
-      <w:r>
-        <w:rPr>
-          <w:rFonts w:cs="Calibri"/>
-          <w:sz w:val="32"/>
-          <w:szCs w:val="32"/>
-        </w:rPr>
-        <w:lastRenderedPageBreak/>
-        <w:t xml:space="preserve">The </w:t>
-      </w:r>
-      <w:r>
-        <w:rPr>
-          <w:rFonts w:cs="Calibri"/>
-          <w:sz w:val="32"/>
-          <w:szCs w:val="32"/>
-        </w:rPr>
-        <w:t>Solution</w:t>
-      </w:r>
-      <w:r>
-        <w:rPr>
-          <w:rFonts w:cs="Calibri"/>
-          <w:sz w:val="32"/>
-          <w:szCs w:val="32"/>
-        </w:rPr>
-        <w:t>:</w:t>
-      </w:r>
-    </w:p>
-    <w:p>
-      <w:pPr>
-        <w:jc w:val="both"/>
-        <w:rPr>
-          <w:rFonts w:cs="Calibri"/>
-          <w:b/>
-          <w:bCs/>
-          <w:sz w:val="32"/>
-          <w:szCs w:val="32"/>
-        </w:rPr>
-      </w:pPr>
-      <w:r>
-        <w:rPr>
-          <w:rFonts w:cs="Calibri"/>
-          <w:sz w:val="32"/>
-          <w:szCs w:val="32"/>
-        </w:rPr>
-        <w:t># I</w:t>
-      </w:r>
-      <w:r>
-        <w:rPr>
-          <w:rFonts w:cs="Calibri"/>
-          <w:sz w:val="32"/>
-          <w:szCs w:val="32"/>
-        </w:rPr>
-        <w:t>nstead use</w:t>
-      </w:r>
-      <w:r>
-        <w:rPr>
-          <w:rFonts w:cs="Calibri"/>
-          <w:sz w:val="32"/>
-          <w:szCs w:val="32"/>
-        </w:rPr>
-        <w:t xml:space="preserve"> </w:t>
-      </w:r>
-      <w:r>
-        <w:rPr>
-          <w:rFonts w:cs="Calibri"/>
-          <w:b/>
-          <w:bCs/>
-          <w:sz w:val="32"/>
-          <w:szCs w:val="32"/>
-        </w:rPr>
-        <w:t>Completer&lt;T</w:t>
-      </w:r>
-      <w:proofErr w:type="gramStart"/>
-      <w:r>
-        <w:rPr>
-          <w:rFonts w:cs="Calibri"/>
-          <w:b/>
-          <w:bCs/>
-          <w:sz w:val="32"/>
-          <w:szCs w:val="32"/>
-        </w:rPr>
-        <w:t>&gt;(</w:t>
-      </w:r>
-      <w:proofErr w:type="gramEnd"/>
-      <w:r>
-        <w:rPr>
-          <w:rFonts w:cs="Calibri"/>
-          <w:b/>
-          <w:bCs/>
-          <w:sz w:val="32"/>
-          <w:szCs w:val="32"/>
-        </w:rPr>
-        <w:t>)</w:t>
-      </w:r>
-      <w:r>
-        <w:rPr>
-          <w:rFonts w:cs="Calibri"/>
-          <w:sz w:val="32"/>
-          <w:szCs w:val="32"/>
-        </w:rPr>
-        <w:t xml:space="preserve"> </w:t>
-      </w:r>
-      <w:r>
-        <w:rPr>
-          <w:rFonts w:cs="Calibri"/>
-          <w:sz w:val="32"/>
-          <w:szCs w:val="32"/>
-        </w:rPr>
-        <w:t xml:space="preserve">pattern </w:t>
-      </w:r>
-      <w:r>
-        <w:rPr>
-          <w:rFonts w:cs="Calibri"/>
-          <w:sz w:val="32"/>
-          <w:szCs w:val="32"/>
-        </w:rPr>
-        <w:t xml:space="preserve">to control the </w:t>
-      </w:r>
-      <w:proofErr w:type="spellStart"/>
-      <w:r>
-        <w:rPr>
-          <w:rFonts w:cs="Calibri"/>
-          <w:b/>
-          <w:bCs/>
-          <w:sz w:val="32"/>
-          <w:szCs w:val="32"/>
-        </w:rPr>
-        <w:t>startAuth</w:t>
-      </w:r>
-      <w:proofErr w:type="spellEnd"/>
-      <w:r>
-        <w:rPr>
-          <w:rFonts w:cs="Calibri"/>
-          <w:b/>
-          <w:bCs/>
-          <w:sz w:val="32"/>
-          <w:szCs w:val="32"/>
-        </w:rPr>
-        <w:t>()</w:t>
-      </w:r>
-      <w:r>
-        <w:rPr>
-          <w:rFonts w:cs="Calibri"/>
-          <w:sz w:val="32"/>
-          <w:szCs w:val="32"/>
-        </w:rPr>
-        <w:t xml:space="preserve"> method so it only finishes when API calling is finished in the </w:t>
-      </w:r>
-      <w:r>
-        <w:rPr>
-          <w:rFonts w:cs="Calibri"/>
-          <w:b/>
-          <w:bCs/>
-          <w:sz w:val="32"/>
-          <w:szCs w:val="32"/>
-        </w:rPr>
-        <w:t>_</w:t>
-      </w:r>
-      <w:proofErr w:type="spellStart"/>
-      <w:r>
-        <w:rPr>
-          <w:rFonts w:cs="Calibri"/>
-          <w:b/>
-          <w:bCs/>
-          <w:sz w:val="32"/>
-          <w:szCs w:val="32"/>
-        </w:rPr>
-        <w:t>handleAuthDeepLink</w:t>
-      </w:r>
-      <w:proofErr w:type="spellEnd"/>
-      <w:r>
-        <w:rPr>
-          <w:rFonts w:cs="Calibri"/>
-          <w:b/>
-          <w:bCs/>
-          <w:sz w:val="32"/>
-          <w:szCs w:val="32"/>
-        </w:rPr>
-        <w:t>()</w:t>
-      </w:r>
-      <w:r>
-        <w:rPr>
-          <w:rFonts w:cs="Calibri"/>
-          <w:sz w:val="32"/>
-          <w:szCs w:val="32"/>
-        </w:rPr>
-        <w:t xml:space="preserve"> method</w:t>
-      </w:r>
-      <w:r>
-        <w:rPr>
-          <w:rFonts w:cs="Calibri"/>
-          <w:sz w:val="32"/>
-          <w:szCs w:val="32"/>
-        </w:rPr>
-        <w:t>.</w:t>
-      </w:r>
-    </w:p>
-    <w:p>
-      <w:pPr>
-        <w:jc w:val="both"/>
-        <w:rPr>
-          <w:rFonts w:cs="Calibri"/>
-          <w:sz w:val="32"/>
-          <w:szCs w:val="32"/>
-        </w:rPr>
-      </w:pPr>
-      <w:r>
-        <w:rPr>
-          <w:rFonts w:cs="Calibri"/>
-          <w:sz w:val="32"/>
-          <w:szCs w:val="32"/>
-        </w:rPr>
-        <w:t xml:space="preserve"># </w:t>
-      </w:r>
-      <w:r>
-        <w:rPr>
-          <w:rFonts w:cs="Calibri"/>
-          <w:b/>
-          <w:bCs/>
-          <w:sz w:val="32"/>
-          <w:szCs w:val="32"/>
-        </w:rPr>
-        <w:t>Completer&lt;bool</w:t>
-      </w:r>
-      <w:proofErr w:type="gramStart"/>
-      <w:r>
-        <w:rPr>
-          <w:rFonts w:cs="Calibri"/>
-          <w:b/>
-          <w:bCs/>
-          <w:sz w:val="32"/>
-          <w:szCs w:val="32"/>
-        </w:rPr>
-        <w:t>&gt;(</w:t>
-      </w:r>
-      <w:proofErr w:type="gramEnd"/>
-      <w:r>
-        <w:rPr>
-          <w:rFonts w:cs="Calibri"/>
-          <w:b/>
-          <w:bCs/>
-          <w:sz w:val="32"/>
-          <w:szCs w:val="32"/>
-        </w:rPr>
-        <w:t>)</w:t>
-      </w:r>
-      <w:r>
-        <w:rPr>
-          <w:rFonts w:cs="Calibri"/>
-          <w:sz w:val="32"/>
-          <w:szCs w:val="32"/>
-        </w:rPr>
-        <w:t xml:space="preserve"> (which determines when </w:t>
-      </w:r>
-      <w:proofErr w:type="spellStart"/>
-      <w:r>
-        <w:rPr>
-          <w:rFonts w:cs="Calibri"/>
-          <w:b/>
-          <w:bCs/>
-          <w:sz w:val="32"/>
-          <w:szCs w:val="32"/>
-        </w:rPr>
-        <w:t>startAuth</w:t>
-      </w:r>
-      <w:proofErr w:type="spellEnd"/>
-      <w:r>
-        <w:rPr>
-          <w:rFonts w:cs="Calibri"/>
-          <w:sz w:val="32"/>
-          <w:szCs w:val="32"/>
-        </w:rPr>
-        <w:t xml:space="preserve"> finishes or returns a </w:t>
-      </w:r>
-      <w:proofErr w:type="spellStart"/>
-      <w:r>
-        <w:rPr>
-          <w:rFonts w:cs="Calibri"/>
-          <w:b/>
-          <w:bCs/>
-          <w:sz w:val="32"/>
-          <w:szCs w:val="32"/>
-        </w:rPr>
-        <w:t>bool</w:t>
-      </w:r>
-      <w:proofErr w:type="spellEnd"/>
-      <w:r>
-        <w:rPr>
-          <w:rFonts w:cs="Calibri"/>
-          <w:sz w:val="32"/>
-          <w:szCs w:val="32"/>
-        </w:rPr>
-        <w:t xml:space="preserve"> value based on API success) because</w:t>
-      </w:r>
-      <w:r>
-        <w:rPr>
-          <w:rFonts w:cs="Calibri"/>
-          <w:sz w:val="32"/>
-          <w:szCs w:val="32"/>
-        </w:rPr>
-        <w:t xml:space="preserve"> </w:t>
-      </w:r>
-      <w:proofErr w:type="spellStart"/>
-      <w:r>
-        <w:rPr>
-          <w:rFonts w:cs="Calibri"/>
-          <w:b/>
-          <w:bCs/>
-          <w:sz w:val="32"/>
-          <w:szCs w:val="32"/>
-        </w:rPr>
-        <w:t>Stream.listen</w:t>
-      </w:r>
-      <w:proofErr w:type="spellEnd"/>
-      <w:r>
-        <w:rPr>
-          <w:rFonts w:cs="Calibri"/>
-          <w:b/>
-          <w:bCs/>
-          <w:sz w:val="32"/>
-          <w:szCs w:val="32"/>
-        </w:rPr>
-        <w:t>()</w:t>
-      </w:r>
-      <w:r>
-        <w:rPr>
-          <w:rFonts w:cs="Calibri"/>
-          <w:sz w:val="32"/>
-          <w:szCs w:val="32"/>
-        </w:rPr>
-        <w:t xml:space="preserve"> is used here. So,</w:t>
-      </w:r>
-      <w:r>
-        <w:rPr>
-          <w:rFonts w:cs="Calibri"/>
-          <w:b/>
-          <w:bCs/>
-          <w:sz w:val="32"/>
-          <w:szCs w:val="32"/>
-        </w:rPr>
-        <w:t xml:space="preserve"> </w:t>
-      </w:r>
-      <w:proofErr w:type="spellStart"/>
-      <w:r>
-        <w:rPr>
-          <w:rFonts w:cs="Calibri"/>
-          <w:b/>
-          <w:bCs/>
-          <w:sz w:val="32"/>
-          <w:szCs w:val="32"/>
-        </w:rPr>
-        <w:t>startAuth</w:t>
-      </w:r>
-      <w:proofErr w:type="spellEnd"/>
-      <w:r>
-        <w:rPr>
-          <w:rFonts w:cs="Calibri"/>
-          <w:sz w:val="32"/>
-          <w:szCs w:val="32"/>
-        </w:rPr>
-        <w:t xml:space="preserve"> doesn’t wait for calling the authentication API because we can’t </w:t>
-      </w:r>
-      <w:r>
-        <w:rPr>
-          <w:rFonts w:cs="Calibri"/>
-          <w:b/>
-          <w:bCs/>
-          <w:sz w:val="32"/>
-          <w:szCs w:val="32"/>
-        </w:rPr>
-        <w:t>await</w:t>
-      </w:r>
-      <w:r>
-        <w:rPr>
-          <w:rFonts w:cs="Calibri"/>
-          <w:sz w:val="32"/>
-          <w:szCs w:val="32"/>
-        </w:rPr>
-        <w:t xml:space="preserve"> a </w:t>
-      </w:r>
-      <w:proofErr w:type="spellStart"/>
-      <w:r>
-        <w:rPr>
-          <w:rFonts w:cs="Calibri"/>
-          <w:b/>
-          <w:bCs/>
-          <w:sz w:val="32"/>
-          <w:szCs w:val="32"/>
-        </w:rPr>
-        <w:t>Stream.listen</w:t>
-      </w:r>
-      <w:proofErr w:type="spellEnd"/>
-      <w:r>
-        <w:rPr>
-          <w:rFonts w:cs="Calibri"/>
-          <w:b/>
-          <w:bCs/>
-          <w:sz w:val="32"/>
-          <w:szCs w:val="32"/>
-        </w:rPr>
-        <w:t>()</w:t>
-      </w:r>
-      <w:r>
-        <w:rPr>
-          <w:rFonts w:cs="Calibri"/>
-          <w:sz w:val="32"/>
-          <w:szCs w:val="32"/>
-        </w:rPr>
-        <w:t xml:space="preserve"> method (In the UI </w:t>
-      </w:r>
-      <w:proofErr w:type="spellStart"/>
-      <w:r>
-        <w:rPr>
-          <w:rFonts w:cs="Calibri"/>
-          <w:b/>
-          <w:bCs/>
-          <w:sz w:val="32"/>
-          <w:szCs w:val="32"/>
-        </w:rPr>
-        <w:t>startAuth</w:t>
-      </w:r>
-      <w:proofErr w:type="spellEnd"/>
-      <w:r>
-        <w:rPr>
-          <w:rFonts w:cs="Calibri"/>
-          <w:sz w:val="32"/>
-          <w:szCs w:val="32"/>
-        </w:rPr>
-        <w:t xml:space="preserve"> doesn’t wait for the API call and see if it succeeded or not, it launches the URL in browser and finishes immediately)</w:t>
-      </w:r>
-    </w:p>
-    <w:p>
-      <w:pPr>
-        <w:jc w:val="both"/>
-        <w:rPr>
-          <w:rFonts w:cs="Calibri"/>
-          <w:sz w:val="32"/>
-          <w:szCs w:val="32"/>
-        </w:rPr>
-      </w:pPr>
-      <w:r>
-        <w:rPr>
-          <w:rFonts w:cs="Calibri"/>
-          <w:sz w:val="32"/>
-          <w:szCs w:val="32"/>
-        </w:rPr>
-        <w:t xml:space="preserve"># </w:t>
-      </w:r>
-      <w:r>
-        <w:rPr>
-          <w:rFonts w:cs="Calibri"/>
-          <w:b/>
-          <w:bCs/>
-          <w:sz w:val="32"/>
-          <w:szCs w:val="32"/>
-        </w:rPr>
-        <w:t>Completer&lt;bool</w:t>
-      </w:r>
-      <w:proofErr w:type="gramStart"/>
-      <w:r>
-        <w:rPr>
-          <w:rFonts w:cs="Calibri"/>
-          <w:b/>
-          <w:bCs/>
-          <w:sz w:val="32"/>
-          <w:szCs w:val="32"/>
-        </w:rPr>
-        <w:t>&gt;(</w:t>
-      </w:r>
-      <w:proofErr w:type="gramEnd"/>
-      <w:r>
-        <w:rPr>
-          <w:rFonts w:cs="Calibri"/>
-          <w:b/>
-          <w:bCs/>
-          <w:sz w:val="32"/>
-          <w:szCs w:val="32"/>
-        </w:rPr>
-        <w:t xml:space="preserve">) </w:t>
-      </w:r>
-      <w:r>
-        <w:rPr>
-          <w:rFonts w:cs="Calibri"/>
-          <w:sz w:val="32"/>
-          <w:szCs w:val="32"/>
-        </w:rPr>
-        <w:t xml:space="preserve">handles what to return </w:t>
-      </w:r>
-      <w:r>
-        <w:rPr>
-          <w:rFonts w:cs="Calibri"/>
-          <w:b/>
-          <w:bCs/>
-          <w:sz w:val="32"/>
-          <w:szCs w:val="32"/>
-        </w:rPr>
-        <w:t>true</w:t>
-      </w:r>
-      <w:r>
-        <w:rPr>
-          <w:rFonts w:cs="Calibri"/>
-          <w:sz w:val="32"/>
-          <w:szCs w:val="32"/>
-        </w:rPr>
-        <w:t>/</w:t>
-      </w:r>
-      <w:r>
-        <w:rPr>
-          <w:rFonts w:cs="Calibri"/>
-          <w:b/>
-          <w:bCs/>
-          <w:sz w:val="32"/>
-          <w:szCs w:val="32"/>
-        </w:rPr>
-        <w:t>false</w:t>
-      </w:r>
-      <w:r>
-        <w:rPr>
-          <w:rFonts w:cs="Calibri"/>
-          <w:sz w:val="32"/>
-          <w:szCs w:val="32"/>
-        </w:rPr>
-        <w:t xml:space="preserve"> for </w:t>
-      </w:r>
-      <w:r>
-        <w:rPr>
-          <w:rFonts w:cs="Calibri"/>
-          <w:b/>
-          <w:bCs/>
-          <w:sz w:val="32"/>
-          <w:szCs w:val="32"/>
-        </w:rPr>
-        <w:t>await</w:t>
-      </w:r>
-      <w:r>
-        <w:rPr>
-          <w:rFonts w:cs="Calibri"/>
-          <w:sz w:val="32"/>
-          <w:szCs w:val="32"/>
-        </w:rPr>
-        <w:t xml:space="preserve"> </w:t>
-      </w:r>
-      <w:proofErr w:type="spellStart"/>
-      <w:r>
-        <w:rPr>
-          <w:rFonts w:cs="Calibri"/>
-          <w:b/>
-          <w:bCs/>
-          <w:sz w:val="32"/>
-          <w:szCs w:val="32"/>
-        </w:rPr>
-        <w:t>startAuth</w:t>
-      </w:r>
-      <w:r>
-        <w:rPr>
-          <w:rFonts w:cs="Calibri"/>
-          <w:sz w:val="32"/>
-          <w:szCs w:val="32"/>
-        </w:rPr>
-        <w:t>’s</w:t>
-      </w:r>
-      <w:proofErr w:type="spellEnd"/>
-      <w:r>
-        <w:rPr>
-          <w:rFonts w:cs="Calibri"/>
-          <w:sz w:val="32"/>
-          <w:szCs w:val="32"/>
-        </w:rPr>
-        <w:t xml:space="preserve"> (</w:t>
-      </w:r>
-      <w:r>
-        <w:rPr>
-          <w:rFonts w:cs="Calibri"/>
-          <w:b/>
-          <w:bCs/>
-          <w:sz w:val="32"/>
-          <w:szCs w:val="32"/>
-        </w:rPr>
-        <w:t>Future&lt;bool&gt;</w:t>
-      </w:r>
-      <w:r>
-        <w:rPr>
-          <w:rFonts w:cs="Calibri"/>
-          <w:sz w:val="32"/>
-          <w:szCs w:val="32"/>
-        </w:rPr>
-        <w:t xml:space="preserve">) based on the API call success in </w:t>
-      </w:r>
-      <w:r>
-        <w:rPr>
-          <w:rFonts w:cs="Calibri"/>
-          <w:b/>
-          <w:bCs/>
-          <w:sz w:val="32"/>
-          <w:szCs w:val="32"/>
-        </w:rPr>
-        <w:t>_</w:t>
-      </w:r>
-      <w:proofErr w:type="spellStart"/>
-      <w:r>
-        <w:rPr>
-          <w:rFonts w:cs="Calibri"/>
-          <w:b/>
-          <w:bCs/>
-          <w:sz w:val="32"/>
-          <w:szCs w:val="32"/>
-        </w:rPr>
-        <w:t>handleAuthDeepLink</w:t>
-      </w:r>
-      <w:proofErr w:type="spellEnd"/>
-      <w:r>
-        <w:rPr>
-          <w:rFonts w:cs="Calibri"/>
-          <w:b/>
-          <w:bCs/>
-          <w:sz w:val="32"/>
-          <w:szCs w:val="32"/>
-        </w:rPr>
-        <w:t>()</w:t>
-      </w:r>
-      <w:r>
-        <w:rPr>
-          <w:rFonts w:cs="Calibri"/>
-          <w:sz w:val="32"/>
-          <w:szCs w:val="32"/>
-        </w:rPr>
-        <w:t xml:space="preserve"> using </w:t>
-      </w:r>
-      <w:r>
-        <w:rPr>
-          <w:rFonts w:cs="Calibri"/>
-          <w:b/>
-          <w:bCs/>
-          <w:sz w:val="32"/>
-          <w:szCs w:val="32"/>
-        </w:rPr>
-        <w:t>_</w:t>
-      </w:r>
-      <w:proofErr w:type="spellStart"/>
-      <w:r>
-        <w:rPr>
-          <w:rFonts w:cs="Calibri"/>
-          <w:b/>
-          <w:bCs/>
-          <w:sz w:val="32"/>
-          <w:szCs w:val="32"/>
-        </w:rPr>
-        <w:t>completeAuth</w:t>
-      </w:r>
-      <w:proofErr w:type="spellEnd"/>
-      <w:r>
-        <w:rPr>
-          <w:rFonts w:cs="Calibri"/>
-          <w:b/>
-          <w:bCs/>
-          <w:sz w:val="32"/>
-          <w:szCs w:val="32"/>
-        </w:rPr>
-        <w:t>()</w:t>
-      </w:r>
-      <w:r>
-        <w:rPr>
-          <w:rFonts w:cs="Calibri"/>
-          <w:sz w:val="32"/>
-          <w:szCs w:val="32"/>
-        </w:rPr>
-        <w:t xml:space="preserve"> helper method</w:t>
-      </w:r>
-    </w:p>
-    <w:p>
-      <w:pPr>
-        <w:jc w:val="both"/>
-        <w:rPr>
-          <w:rFonts w:cs="Calibri"/>
-          <w:sz w:val="32"/>
-          <w:szCs w:val="32"/>
-        </w:rPr>
-      </w:pPr>
-      <w:r>
-        <w:rPr>
-          <w:rFonts w:cs="Calibri"/>
-          <w:sz w:val="32"/>
-          <w:szCs w:val="32"/>
-        </w:rPr>
-        <w:t xml:space="preserve"># Define a </w:t>
+          <w:sz w:val="32"/>
+          <w:szCs w:val="32"/>
+        </w:rPr>
+        <w:t xml:space="preserve"> value from </w:t>
       </w:r>
       <w:r>
         <w:rPr>
@@ -10036,6 +9703,906 @@
           <w:sz w:val="32"/>
           <w:szCs w:val="32"/>
         </w:rPr>
+        <w:t>handleAuthDeepLink</w:t>
+      </w:r>
+      <w:proofErr w:type="spellEnd"/>
+      <w:r>
+        <w:rPr>
+          <w:rFonts w:cs="Calibri"/>
+          <w:b/>
+          <w:bCs/>
+          <w:sz w:val="32"/>
+          <w:szCs w:val="32"/>
+        </w:rPr>
+        <w:t>(</w:t>
+      </w:r>
+      <w:proofErr w:type="gramEnd"/>
+      <w:r>
+        <w:rPr>
+          <w:rFonts w:cs="Calibri"/>
+          <w:b/>
+          <w:bCs/>
+          <w:sz w:val="32"/>
+          <w:szCs w:val="32"/>
+        </w:rPr>
+        <w:t>)</w:t>
+      </w:r>
+      <w:r>
+        <w:rPr>
+          <w:rFonts w:cs="Calibri"/>
+          <w:sz w:val="32"/>
+          <w:szCs w:val="32"/>
+        </w:rPr>
+        <w:t xml:space="preserve"> method it won’t simply work because </w:t>
+      </w:r>
+      <w:proofErr w:type="spellStart"/>
+      <w:r>
+        <w:rPr>
+          <w:rFonts w:cs="Calibri"/>
+          <w:b/>
+          <w:bCs/>
+          <w:sz w:val="32"/>
+          <w:szCs w:val="32"/>
+        </w:rPr>
+        <w:t>Stream.listen</w:t>
+      </w:r>
+      <w:proofErr w:type="spellEnd"/>
+      <w:r>
+        <w:rPr>
+          <w:rFonts w:cs="Calibri"/>
+          <w:b/>
+          <w:bCs/>
+          <w:sz w:val="32"/>
+          <w:szCs w:val="32"/>
+        </w:rPr>
+        <w:t>()</w:t>
+      </w:r>
+      <w:r>
+        <w:rPr>
+          <w:rFonts w:cs="Calibri"/>
+          <w:sz w:val="32"/>
+          <w:szCs w:val="32"/>
+        </w:rPr>
+        <w:t xml:space="preserve"> can’t be awaited (sync vs async problems or race conditions) and</w:t>
+      </w:r>
+      <w:r>
+        <w:rPr>
+          <w:rFonts w:cs="Calibri"/>
+          <w:b/>
+          <w:bCs/>
+          <w:sz w:val="32"/>
+          <w:szCs w:val="32"/>
+        </w:rPr>
+        <w:t xml:space="preserve"> bool</w:t>
+      </w:r>
+      <w:r>
+        <w:rPr>
+          <w:rFonts w:cs="Calibri"/>
+          <w:sz w:val="32"/>
+          <w:szCs w:val="32"/>
+        </w:rPr>
+        <w:t xml:space="preserve"> value (</w:t>
+      </w:r>
+      <w:proofErr w:type="spellStart"/>
+      <w:r>
+        <w:rPr>
+          <w:rFonts w:cs="Calibri"/>
+          <w:b/>
+          <w:bCs/>
+          <w:sz w:val="32"/>
+          <w:szCs w:val="32"/>
+        </w:rPr>
+        <w:t>isSuccess</w:t>
+      </w:r>
+      <w:proofErr w:type="spellEnd"/>
+      <w:r>
+        <w:rPr>
+          <w:rFonts w:cs="Calibri"/>
+          <w:sz w:val="32"/>
+          <w:szCs w:val="32"/>
+        </w:rPr>
+        <w:t>) will always be</w:t>
+      </w:r>
+      <w:r>
+        <w:rPr>
+          <w:rFonts w:cs="Calibri"/>
+          <w:b/>
+          <w:bCs/>
+          <w:sz w:val="32"/>
+          <w:szCs w:val="32"/>
+        </w:rPr>
+        <w:t xml:space="preserve"> false</w:t>
+      </w:r>
+      <w:r>
+        <w:rPr>
+          <w:rFonts w:cs="Calibri"/>
+          <w:b/>
+          <w:bCs/>
+          <w:sz w:val="32"/>
+          <w:szCs w:val="32"/>
+        </w:rPr>
+        <w:t xml:space="preserve"> </w:t>
+      </w:r>
+      <w:r>
+        <w:rPr>
+          <w:rFonts w:cs="Calibri"/>
+          <w:sz w:val="32"/>
+          <w:szCs w:val="32"/>
+        </w:rPr>
+        <w:t>(</w:t>
+      </w:r>
+      <w:r>
+        <w:rPr>
+          <w:rFonts w:cs="Calibri"/>
+          <w:b/>
+          <w:bCs/>
+          <w:sz w:val="32"/>
+          <w:szCs w:val="32"/>
+        </w:rPr>
+        <w:t>return</w:t>
+      </w:r>
+      <w:r>
+        <w:rPr>
+          <w:rFonts w:cs="Calibri"/>
+          <w:sz w:val="32"/>
+          <w:szCs w:val="32"/>
+        </w:rPr>
+        <w:t xml:space="preserve"> </w:t>
+      </w:r>
+      <w:proofErr w:type="spellStart"/>
+      <w:r>
+        <w:rPr>
+          <w:rFonts w:cs="Calibri"/>
+          <w:b/>
+          <w:bCs/>
+          <w:sz w:val="32"/>
+          <w:szCs w:val="32"/>
+        </w:rPr>
+        <w:t>isSuccess</w:t>
+      </w:r>
+      <w:proofErr w:type="spellEnd"/>
+      <w:r>
+        <w:rPr>
+          <w:rFonts w:cs="Calibri"/>
+          <w:sz w:val="32"/>
+          <w:szCs w:val="32"/>
+        </w:rPr>
+        <w:t xml:space="preserve"> in</w:t>
+      </w:r>
+      <w:r>
+        <w:rPr>
+          <w:rFonts w:cs="Calibri"/>
+          <w:b/>
+          <w:bCs/>
+          <w:sz w:val="32"/>
+          <w:szCs w:val="32"/>
+        </w:rPr>
+        <w:t xml:space="preserve"> </w:t>
+      </w:r>
+      <w:proofErr w:type="spellStart"/>
+      <w:r>
+        <w:rPr>
+          <w:rFonts w:cs="Calibri"/>
+          <w:b/>
+          <w:bCs/>
+          <w:sz w:val="32"/>
+          <w:szCs w:val="32"/>
+        </w:rPr>
+        <w:t>startAuth</w:t>
+      </w:r>
+      <w:proofErr w:type="spellEnd"/>
+      <w:r>
+        <w:rPr>
+          <w:rFonts w:cs="Calibri"/>
+          <w:sz w:val="32"/>
+          <w:szCs w:val="32"/>
+        </w:rPr>
+        <w:t xml:space="preserve"> runs before the </w:t>
+      </w:r>
+      <w:proofErr w:type="spellStart"/>
+      <w:r>
+        <w:rPr>
+          <w:rFonts w:cs="Calibri"/>
+          <w:b/>
+          <w:bCs/>
+          <w:sz w:val="32"/>
+          <w:szCs w:val="32"/>
+        </w:rPr>
+        <w:t>isSuccess</w:t>
+      </w:r>
+      <w:proofErr w:type="spellEnd"/>
+      <w:r>
+        <w:rPr>
+          <w:rFonts w:cs="Calibri"/>
+          <w:sz w:val="32"/>
+          <w:szCs w:val="32"/>
+        </w:rPr>
+        <w:t xml:space="preserve"> from handler method is returned)</w:t>
+      </w:r>
+    </w:p>
+    <w:p>
+      <w:pPr>
+        <w:jc w:val="both"/>
+        <w:rPr>
+          <w:rFonts w:cs="Calibri"/>
+          <w:sz w:val="32"/>
+          <w:szCs w:val="32"/>
+        </w:rPr>
+      </w:pPr>
+    </w:p>
+    <w:p>
+      <w:pPr>
+        <w:jc w:val="both"/>
+        <w:rPr>
+          <w:rFonts w:cs="Calibri"/>
+          <w:sz w:val="32"/>
+          <w:szCs w:val="32"/>
+        </w:rPr>
+      </w:pPr>
+    </w:p>
+    <w:p>
+      <w:pPr>
+        <w:jc w:val="both"/>
+        <w:rPr>
+          <w:rFonts w:cs="Calibri"/>
+          <w:sz w:val="32"/>
+          <w:szCs w:val="32"/>
+        </w:rPr>
+      </w:pPr>
+      <w:r>
+        <w:rPr>
+          <w:rFonts w:cs="Calibri"/>
+          <w:sz w:val="32"/>
+          <w:szCs w:val="32"/>
+        </w:rPr>
+        <w:t xml:space="preserve">The </w:t>
+      </w:r>
+      <w:r>
+        <w:rPr>
+          <w:rFonts w:cs="Calibri"/>
+          <w:sz w:val="32"/>
+          <w:szCs w:val="32"/>
+        </w:rPr>
+        <w:t>Solution</w:t>
+      </w:r>
+      <w:r>
+        <w:rPr>
+          <w:rFonts w:cs="Calibri"/>
+          <w:sz w:val="32"/>
+          <w:szCs w:val="32"/>
+        </w:rPr>
+        <w:t>:</w:t>
+      </w:r>
+    </w:p>
+    <w:p>
+      <w:pPr>
+        <w:jc w:val="both"/>
+        <w:rPr>
+          <w:rFonts w:cs="Calibri"/>
+          <w:b/>
+          <w:bCs/>
+          <w:sz w:val="32"/>
+          <w:szCs w:val="32"/>
+        </w:rPr>
+      </w:pPr>
+      <w:r>
+        <w:rPr>
+          <w:rFonts w:cs="Calibri"/>
+          <w:sz w:val="32"/>
+          <w:szCs w:val="32"/>
+        </w:rPr>
+        <w:t># I</w:t>
+      </w:r>
+      <w:r>
+        <w:rPr>
+          <w:rFonts w:cs="Calibri"/>
+          <w:sz w:val="32"/>
+          <w:szCs w:val="32"/>
+        </w:rPr>
+        <w:t>nstead use</w:t>
+      </w:r>
+      <w:r>
+        <w:rPr>
+          <w:rFonts w:cs="Calibri"/>
+          <w:sz w:val="32"/>
+          <w:szCs w:val="32"/>
+        </w:rPr>
+        <w:t xml:space="preserve"> </w:t>
+      </w:r>
+      <w:r>
+        <w:rPr>
+          <w:rFonts w:cs="Calibri"/>
+          <w:b/>
+          <w:bCs/>
+          <w:sz w:val="32"/>
+          <w:szCs w:val="32"/>
+        </w:rPr>
+        <w:t>Completer&lt;T</w:t>
+      </w:r>
+      <w:proofErr w:type="gramStart"/>
+      <w:r>
+        <w:rPr>
+          <w:rFonts w:cs="Calibri"/>
+          <w:b/>
+          <w:bCs/>
+          <w:sz w:val="32"/>
+          <w:szCs w:val="32"/>
+        </w:rPr>
+        <w:t>&gt;(</w:t>
+      </w:r>
+      <w:proofErr w:type="gramEnd"/>
+      <w:r>
+        <w:rPr>
+          <w:rFonts w:cs="Calibri"/>
+          <w:b/>
+          <w:bCs/>
+          <w:sz w:val="32"/>
+          <w:szCs w:val="32"/>
+        </w:rPr>
+        <w:t>)</w:t>
+      </w:r>
+      <w:r>
+        <w:rPr>
+          <w:rFonts w:cs="Calibri"/>
+          <w:sz w:val="32"/>
+          <w:szCs w:val="32"/>
+        </w:rPr>
+        <w:t xml:space="preserve"> </w:t>
+      </w:r>
+      <w:r>
+        <w:rPr>
+          <w:rFonts w:cs="Calibri"/>
+          <w:sz w:val="32"/>
+          <w:szCs w:val="32"/>
+        </w:rPr>
+        <w:t xml:space="preserve">pattern </w:t>
+      </w:r>
+      <w:r>
+        <w:rPr>
+          <w:rFonts w:cs="Calibri"/>
+          <w:sz w:val="32"/>
+          <w:szCs w:val="32"/>
+        </w:rPr>
+        <w:t xml:space="preserve">to control the </w:t>
+      </w:r>
+      <w:proofErr w:type="spellStart"/>
+      <w:r>
+        <w:rPr>
+          <w:rFonts w:cs="Calibri"/>
+          <w:b/>
+          <w:bCs/>
+          <w:sz w:val="32"/>
+          <w:szCs w:val="32"/>
+        </w:rPr>
+        <w:t>startAuth</w:t>
+      </w:r>
+      <w:proofErr w:type="spellEnd"/>
+      <w:r>
+        <w:rPr>
+          <w:rFonts w:cs="Calibri"/>
+          <w:b/>
+          <w:bCs/>
+          <w:sz w:val="32"/>
+          <w:szCs w:val="32"/>
+        </w:rPr>
+        <w:t>()</w:t>
+      </w:r>
+      <w:r>
+        <w:rPr>
+          <w:rFonts w:cs="Calibri"/>
+          <w:sz w:val="32"/>
+          <w:szCs w:val="32"/>
+        </w:rPr>
+        <w:t xml:space="preserve"> method so it only finishes when API calling is finished in the </w:t>
+      </w:r>
+      <w:r>
+        <w:rPr>
+          <w:rFonts w:cs="Calibri"/>
+          <w:b/>
+          <w:bCs/>
+          <w:sz w:val="32"/>
+          <w:szCs w:val="32"/>
+        </w:rPr>
+        <w:t>_</w:t>
+      </w:r>
+      <w:proofErr w:type="spellStart"/>
+      <w:r>
+        <w:rPr>
+          <w:rFonts w:cs="Calibri"/>
+          <w:b/>
+          <w:bCs/>
+          <w:sz w:val="32"/>
+          <w:szCs w:val="32"/>
+        </w:rPr>
+        <w:t>handleAuthDeepLink</w:t>
+      </w:r>
+      <w:proofErr w:type="spellEnd"/>
+      <w:r>
+        <w:rPr>
+          <w:rFonts w:cs="Calibri"/>
+          <w:b/>
+          <w:bCs/>
+          <w:sz w:val="32"/>
+          <w:szCs w:val="32"/>
+        </w:rPr>
+        <w:t>()</w:t>
+      </w:r>
+      <w:r>
+        <w:rPr>
+          <w:rFonts w:cs="Calibri"/>
+          <w:sz w:val="32"/>
+          <w:szCs w:val="32"/>
+        </w:rPr>
+        <w:t xml:space="preserve"> method</w:t>
+      </w:r>
+      <w:r>
+        <w:rPr>
+          <w:rFonts w:cs="Calibri"/>
+          <w:sz w:val="32"/>
+          <w:szCs w:val="32"/>
+        </w:rPr>
+        <w:t>.</w:t>
+      </w:r>
+    </w:p>
+    <w:p>
+      <w:pPr>
+        <w:jc w:val="both"/>
+        <w:rPr>
+          <w:rFonts w:cs="Calibri"/>
+          <w:sz w:val="32"/>
+          <w:szCs w:val="32"/>
+        </w:rPr>
+      </w:pPr>
+      <w:r>
+        <w:rPr>
+          <w:rFonts w:cs="Calibri"/>
+          <w:sz w:val="32"/>
+          <w:szCs w:val="32"/>
+        </w:rPr>
+        <w:t xml:space="preserve"># </w:t>
+      </w:r>
+      <w:r>
+        <w:rPr>
+          <w:rFonts w:cs="Calibri"/>
+          <w:b/>
+          <w:bCs/>
+          <w:sz w:val="32"/>
+          <w:szCs w:val="32"/>
+        </w:rPr>
+        <w:t>Completer&lt;bool</w:t>
+      </w:r>
+      <w:proofErr w:type="gramStart"/>
+      <w:r>
+        <w:rPr>
+          <w:rFonts w:cs="Calibri"/>
+          <w:b/>
+          <w:bCs/>
+          <w:sz w:val="32"/>
+          <w:szCs w:val="32"/>
+        </w:rPr>
+        <w:t>&gt;(</w:t>
+      </w:r>
+      <w:proofErr w:type="gramEnd"/>
+      <w:r>
+        <w:rPr>
+          <w:rFonts w:cs="Calibri"/>
+          <w:b/>
+          <w:bCs/>
+          <w:sz w:val="32"/>
+          <w:szCs w:val="32"/>
+        </w:rPr>
+        <w:t>)</w:t>
+      </w:r>
+      <w:r>
+        <w:rPr>
+          <w:rFonts w:cs="Calibri"/>
+          <w:sz w:val="32"/>
+          <w:szCs w:val="32"/>
+        </w:rPr>
+        <w:t xml:space="preserve"> (which determines when </w:t>
+      </w:r>
+      <w:proofErr w:type="spellStart"/>
+      <w:r>
+        <w:rPr>
+          <w:rFonts w:cs="Calibri"/>
+          <w:b/>
+          <w:bCs/>
+          <w:sz w:val="32"/>
+          <w:szCs w:val="32"/>
+        </w:rPr>
+        <w:t>startAuth</w:t>
+      </w:r>
+      <w:proofErr w:type="spellEnd"/>
+      <w:r>
+        <w:rPr>
+          <w:rFonts w:cs="Calibri"/>
+          <w:sz w:val="32"/>
+          <w:szCs w:val="32"/>
+        </w:rPr>
+        <w:t xml:space="preserve"> finishes or returns a </w:t>
+      </w:r>
+      <w:proofErr w:type="spellStart"/>
+      <w:r>
+        <w:rPr>
+          <w:rFonts w:cs="Calibri"/>
+          <w:b/>
+          <w:bCs/>
+          <w:sz w:val="32"/>
+          <w:szCs w:val="32"/>
+        </w:rPr>
+        <w:t>bool</w:t>
+      </w:r>
+      <w:proofErr w:type="spellEnd"/>
+      <w:r>
+        <w:rPr>
+          <w:rFonts w:cs="Calibri"/>
+          <w:sz w:val="32"/>
+          <w:szCs w:val="32"/>
+        </w:rPr>
+        <w:t xml:space="preserve"> value based on API success) because</w:t>
+      </w:r>
+      <w:r>
+        <w:rPr>
+          <w:rFonts w:cs="Calibri"/>
+          <w:sz w:val="32"/>
+          <w:szCs w:val="32"/>
+        </w:rPr>
+        <w:t xml:space="preserve"> </w:t>
+      </w:r>
+      <w:proofErr w:type="spellStart"/>
+      <w:r>
+        <w:rPr>
+          <w:rFonts w:cs="Calibri"/>
+          <w:b/>
+          <w:bCs/>
+          <w:sz w:val="32"/>
+          <w:szCs w:val="32"/>
+        </w:rPr>
+        <w:t>Stream.listen</w:t>
+      </w:r>
+      <w:proofErr w:type="spellEnd"/>
+      <w:r>
+        <w:rPr>
+          <w:rFonts w:cs="Calibri"/>
+          <w:b/>
+          <w:bCs/>
+          <w:sz w:val="32"/>
+          <w:szCs w:val="32"/>
+        </w:rPr>
+        <w:t>()</w:t>
+      </w:r>
+      <w:r>
+        <w:rPr>
+          <w:rFonts w:cs="Calibri"/>
+          <w:sz w:val="32"/>
+          <w:szCs w:val="32"/>
+        </w:rPr>
+        <w:t xml:space="preserve"> is used here. So,</w:t>
+      </w:r>
+      <w:r>
+        <w:rPr>
+          <w:rFonts w:cs="Calibri"/>
+          <w:b/>
+          <w:bCs/>
+          <w:sz w:val="32"/>
+          <w:szCs w:val="32"/>
+        </w:rPr>
+        <w:t xml:space="preserve"> </w:t>
+      </w:r>
+      <w:proofErr w:type="spellStart"/>
+      <w:r>
+        <w:rPr>
+          <w:rFonts w:cs="Calibri"/>
+          <w:b/>
+          <w:bCs/>
+          <w:sz w:val="32"/>
+          <w:szCs w:val="32"/>
+        </w:rPr>
+        <w:t>startAuth</w:t>
+      </w:r>
+      <w:proofErr w:type="spellEnd"/>
+      <w:r>
+        <w:rPr>
+          <w:rFonts w:cs="Calibri"/>
+          <w:sz w:val="32"/>
+          <w:szCs w:val="32"/>
+        </w:rPr>
+        <w:t xml:space="preserve"> doesn’t wait for calling the authentication API because we can’t </w:t>
+      </w:r>
+      <w:r>
+        <w:rPr>
+          <w:rFonts w:cs="Calibri"/>
+          <w:b/>
+          <w:bCs/>
+          <w:sz w:val="32"/>
+          <w:szCs w:val="32"/>
+        </w:rPr>
+        <w:t>await</w:t>
+      </w:r>
+      <w:r>
+        <w:rPr>
+          <w:rFonts w:cs="Calibri"/>
+          <w:sz w:val="32"/>
+          <w:szCs w:val="32"/>
+        </w:rPr>
+        <w:t xml:space="preserve"> a </w:t>
+      </w:r>
+      <w:proofErr w:type="spellStart"/>
+      <w:r>
+        <w:rPr>
+          <w:rFonts w:cs="Calibri"/>
+          <w:b/>
+          <w:bCs/>
+          <w:sz w:val="32"/>
+          <w:szCs w:val="32"/>
+        </w:rPr>
+        <w:t>Stream.listen</w:t>
+      </w:r>
+      <w:proofErr w:type="spellEnd"/>
+      <w:r>
+        <w:rPr>
+          <w:rFonts w:cs="Calibri"/>
+          <w:b/>
+          <w:bCs/>
+          <w:sz w:val="32"/>
+          <w:szCs w:val="32"/>
+        </w:rPr>
+        <w:t>()</w:t>
+      </w:r>
+      <w:r>
+        <w:rPr>
+          <w:rFonts w:cs="Calibri"/>
+          <w:sz w:val="32"/>
+          <w:szCs w:val="32"/>
+        </w:rPr>
+        <w:t xml:space="preserve"> method (In the UI </w:t>
+      </w:r>
+      <w:proofErr w:type="spellStart"/>
+      <w:r>
+        <w:rPr>
+          <w:rFonts w:cs="Calibri"/>
+          <w:b/>
+          <w:bCs/>
+          <w:sz w:val="32"/>
+          <w:szCs w:val="32"/>
+        </w:rPr>
+        <w:t>startAuth</w:t>
+      </w:r>
+      <w:proofErr w:type="spellEnd"/>
+      <w:r>
+        <w:rPr>
+          <w:rFonts w:cs="Calibri"/>
+          <w:sz w:val="32"/>
+          <w:szCs w:val="32"/>
+        </w:rPr>
+        <w:t xml:space="preserve"> doesn’t wait for the API call and see if </w:t>
+      </w:r>
+      <w:r>
+        <w:rPr>
+          <w:rFonts w:cs="Calibri"/>
+          <w:sz w:val="32"/>
+          <w:szCs w:val="32"/>
+        </w:rPr>
+        <w:lastRenderedPageBreak/>
+        <w:t>it succeeded or not, it launches the URL in browser and finishes immediately)</w:t>
+      </w:r>
+    </w:p>
+    <w:p>
+      <w:pPr>
+        <w:jc w:val="both"/>
+        <w:rPr>
+          <w:rFonts w:cs="Calibri"/>
+          <w:sz w:val="32"/>
+          <w:szCs w:val="32"/>
+        </w:rPr>
+      </w:pPr>
+      <w:r>
+        <w:rPr>
+          <w:rFonts w:cs="Calibri"/>
+          <w:sz w:val="32"/>
+          <w:szCs w:val="32"/>
+        </w:rPr>
+        <w:t xml:space="preserve"># </w:t>
+      </w:r>
+      <w:r>
+        <w:rPr>
+          <w:rFonts w:cs="Calibri"/>
+          <w:b/>
+          <w:bCs/>
+          <w:sz w:val="32"/>
+          <w:szCs w:val="32"/>
+        </w:rPr>
+        <w:t>Completer&lt;bool</w:t>
+      </w:r>
+      <w:proofErr w:type="gramStart"/>
+      <w:r>
+        <w:rPr>
+          <w:rFonts w:cs="Calibri"/>
+          <w:b/>
+          <w:bCs/>
+          <w:sz w:val="32"/>
+          <w:szCs w:val="32"/>
+        </w:rPr>
+        <w:t>&gt;(</w:t>
+      </w:r>
+      <w:proofErr w:type="gramEnd"/>
+      <w:r>
+        <w:rPr>
+          <w:rFonts w:cs="Calibri"/>
+          <w:b/>
+          <w:bCs/>
+          <w:sz w:val="32"/>
+          <w:szCs w:val="32"/>
+        </w:rPr>
+        <w:t xml:space="preserve">) </w:t>
+      </w:r>
+      <w:r>
+        <w:rPr>
+          <w:rFonts w:cs="Calibri"/>
+          <w:sz w:val="32"/>
+          <w:szCs w:val="32"/>
+        </w:rPr>
+        <w:t xml:space="preserve">handles what to return </w:t>
+      </w:r>
+      <w:r>
+        <w:rPr>
+          <w:rFonts w:cs="Calibri"/>
+          <w:b/>
+          <w:bCs/>
+          <w:sz w:val="32"/>
+          <w:szCs w:val="32"/>
+        </w:rPr>
+        <w:t>true</w:t>
+      </w:r>
+      <w:r>
+        <w:rPr>
+          <w:rFonts w:cs="Calibri"/>
+          <w:sz w:val="32"/>
+          <w:szCs w:val="32"/>
+        </w:rPr>
+        <w:t>/</w:t>
+      </w:r>
+      <w:r>
+        <w:rPr>
+          <w:rFonts w:cs="Calibri"/>
+          <w:b/>
+          <w:bCs/>
+          <w:sz w:val="32"/>
+          <w:szCs w:val="32"/>
+        </w:rPr>
+        <w:t>false</w:t>
+      </w:r>
+      <w:r>
+        <w:rPr>
+          <w:rFonts w:cs="Calibri"/>
+          <w:sz w:val="32"/>
+          <w:szCs w:val="32"/>
+        </w:rPr>
+        <w:t xml:space="preserve"> for </w:t>
+      </w:r>
+      <w:r>
+        <w:rPr>
+          <w:rFonts w:cs="Calibri"/>
+          <w:b/>
+          <w:bCs/>
+          <w:sz w:val="32"/>
+          <w:szCs w:val="32"/>
+        </w:rPr>
+        <w:t>await</w:t>
+      </w:r>
+      <w:r>
+        <w:rPr>
+          <w:rFonts w:cs="Calibri"/>
+          <w:sz w:val="32"/>
+          <w:szCs w:val="32"/>
+        </w:rPr>
+        <w:t xml:space="preserve"> </w:t>
+      </w:r>
+      <w:proofErr w:type="spellStart"/>
+      <w:r>
+        <w:rPr>
+          <w:rFonts w:cs="Calibri"/>
+          <w:b/>
+          <w:bCs/>
+          <w:sz w:val="32"/>
+          <w:szCs w:val="32"/>
+        </w:rPr>
+        <w:t>startAuth</w:t>
+      </w:r>
+      <w:r>
+        <w:rPr>
+          <w:rFonts w:cs="Calibri"/>
+          <w:sz w:val="32"/>
+          <w:szCs w:val="32"/>
+        </w:rPr>
+        <w:t>’s</w:t>
+      </w:r>
+      <w:proofErr w:type="spellEnd"/>
+      <w:r>
+        <w:rPr>
+          <w:rFonts w:cs="Calibri"/>
+          <w:sz w:val="32"/>
+          <w:szCs w:val="32"/>
+        </w:rPr>
+        <w:t xml:space="preserve"> (</w:t>
+      </w:r>
+      <w:r>
+        <w:rPr>
+          <w:rFonts w:cs="Calibri"/>
+          <w:b/>
+          <w:bCs/>
+          <w:sz w:val="32"/>
+          <w:szCs w:val="32"/>
+        </w:rPr>
+        <w:t>Future&lt;bool&gt;</w:t>
+      </w:r>
+      <w:r>
+        <w:rPr>
+          <w:rFonts w:cs="Calibri"/>
+          <w:sz w:val="32"/>
+          <w:szCs w:val="32"/>
+        </w:rPr>
+        <w:t xml:space="preserve">) based on the API call success in </w:t>
+      </w:r>
+      <w:r>
+        <w:rPr>
+          <w:rFonts w:cs="Calibri"/>
+          <w:b/>
+          <w:bCs/>
+          <w:sz w:val="32"/>
+          <w:szCs w:val="32"/>
+        </w:rPr>
+        <w:t>_</w:t>
+      </w:r>
+      <w:proofErr w:type="spellStart"/>
+      <w:r>
+        <w:rPr>
+          <w:rFonts w:cs="Calibri"/>
+          <w:b/>
+          <w:bCs/>
+          <w:sz w:val="32"/>
+          <w:szCs w:val="32"/>
+        </w:rPr>
+        <w:t>handleAuthDeepLink</w:t>
+      </w:r>
+      <w:proofErr w:type="spellEnd"/>
+      <w:r>
+        <w:rPr>
+          <w:rFonts w:cs="Calibri"/>
+          <w:b/>
+          <w:bCs/>
+          <w:sz w:val="32"/>
+          <w:szCs w:val="32"/>
+        </w:rPr>
+        <w:t>()</w:t>
+      </w:r>
+      <w:r>
+        <w:rPr>
+          <w:rFonts w:cs="Calibri"/>
+          <w:sz w:val="32"/>
+          <w:szCs w:val="32"/>
+        </w:rPr>
+        <w:t xml:space="preserve"> using </w:t>
+      </w:r>
+      <w:r>
+        <w:rPr>
+          <w:rFonts w:cs="Calibri"/>
+          <w:b/>
+          <w:bCs/>
+          <w:sz w:val="32"/>
+          <w:szCs w:val="32"/>
+        </w:rPr>
+        <w:t>_</w:t>
+      </w:r>
+      <w:proofErr w:type="spellStart"/>
+      <w:r>
+        <w:rPr>
+          <w:rFonts w:cs="Calibri"/>
+          <w:b/>
+          <w:bCs/>
+          <w:sz w:val="32"/>
+          <w:szCs w:val="32"/>
+        </w:rPr>
         <w:t>completeAuth</w:t>
       </w:r>
       <w:proofErr w:type="spellEnd"/>
@@ -10047,174 +10614,33 @@
           <w:sz w:val="32"/>
           <w:szCs w:val="32"/>
         </w:rPr>
-        <w:t>(</w:t>
-      </w:r>
-      <w:proofErr w:type="gramEnd"/>
-      <w:r>
-        <w:rPr>
-          <w:rFonts w:cs="Calibri"/>
-          <w:b/>
-          <w:bCs/>
-          <w:sz w:val="32"/>
-          <w:szCs w:val="32"/>
-        </w:rPr>
-        <w:t xml:space="preserve">) </w:t>
-      </w:r>
-      <w:r>
-        <w:rPr>
-          <w:rFonts w:cs="Calibri"/>
-          <w:sz w:val="32"/>
-          <w:szCs w:val="32"/>
-        </w:rPr>
-        <w:t xml:space="preserve">helper method to finish the </w:t>
-      </w:r>
-      <w:proofErr w:type="spellStart"/>
-      <w:r>
-        <w:rPr>
-          <w:rFonts w:cs="Calibri"/>
-          <w:b/>
-          <w:bCs/>
-          <w:sz w:val="32"/>
-          <w:szCs w:val="32"/>
-        </w:rPr>
-        <w:t>startAuth</w:t>
-      </w:r>
-      <w:proofErr w:type="spellEnd"/>
-      <w:r>
-        <w:rPr>
-          <w:rFonts w:cs="Calibri"/>
-          <w:sz w:val="32"/>
-          <w:szCs w:val="32"/>
-        </w:rPr>
-        <w:t xml:space="preserve"> with a </w:t>
-      </w:r>
-      <w:proofErr w:type="spellStart"/>
-      <w:r>
-        <w:rPr>
-          <w:rFonts w:cs="Calibri"/>
-          <w:b/>
-          <w:bCs/>
-          <w:sz w:val="32"/>
-          <w:szCs w:val="32"/>
-        </w:rPr>
-        <w:t>bool</w:t>
-      </w:r>
-      <w:proofErr w:type="spellEnd"/>
-      <w:r>
-        <w:rPr>
-          <w:rFonts w:cs="Calibri"/>
-          <w:sz w:val="32"/>
-          <w:szCs w:val="32"/>
-        </w:rPr>
-        <w:t xml:space="preserve"> value (based on API</w:t>
-      </w:r>
-      <w:r>
-        <w:rPr>
-          <w:rFonts w:cs="Calibri"/>
-          <w:sz w:val="32"/>
-          <w:szCs w:val="32"/>
-        </w:rPr>
-        <w:t xml:space="preserve"> call success</w:t>
-      </w:r>
-      <w:r>
-        <w:rPr>
-          <w:rFonts w:cs="Calibri"/>
-          <w:sz w:val="32"/>
-          <w:szCs w:val="32"/>
-        </w:rPr>
-        <w:t xml:space="preserve">) using </w:t>
-      </w:r>
-      <w:r>
-        <w:rPr>
-          <w:rFonts w:cs="Calibri"/>
-          <w:b/>
-          <w:bCs/>
-          <w:sz w:val="32"/>
-          <w:szCs w:val="32"/>
-        </w:rPr>
-        <w:t>_</w:t>
-      </w:r>
-      <w:proofErr w:type="spellStart"/>
-      <w:r>
-        <w:rPr>
-          <w:rFonts w:cs="Calibri"/>
-          <w:b/>
-          <w:bCs/>
-          <w:sz w:val="32"/>
-          <w:szCs w:val="32"/>
-        </w:rPr>
-        <w:t>authCompleter</w:t>
-      </w:r>
-      <w:proofErr w:type="spellEnd"/>
-      <w:r>
-        <w:rPr>
-          <w:rFonts w:cs="Calibri"/>
-          <w:b/>
-          <w:bCs/>
-          <w:sz w:val="32"/>
-          <w:szCs w:val="32"/>
-        </w:rPr>
-        <w:t>?.complete(…)</w:t>
-      </w:r>
-      <w:r>
-        <w:rPr>
-          <w:rFonts w:cs="Calibri"/>
-          <w:sz w:val="32"/>
-          <w:szCs w:val="32"/>
-        </w:rPr>
-        <w:t xml:space="preserve">. Also check for null safety, if completer is not </w:t>
-      </w:r>
-      <w:r>
-        <w:rPr>
-          <w:rFonts w:cs="Calibri"/>
-          <w:b/>
-          <w:bCs/>
-          <w:sz w:val="32"/>
-          <w:szCs w:val="32"/>
-        </w:rPr>
-        <w:t>null</w:t>
-      </w:r>
-      <w:r>
-        <w:rPr>
-          <w:rFonts w:cs="Calibri"/>
-          <w:sz w:val="32"/>
-          <w:szCs w:val="32"/>
-        </w:rPr>
-        <w:t xml:space="preserve"> and not completed, only then </w:t>
-      </w:r>
-      <w:r>
-        <w:rPr>
-          <w:rFonts w:cs="Calibri"/>
-          <w:sz w:val="32"/>
-          <w:szCs w:val="32"/>
-        </w:rPr>
-        <w:t>c</w:t>
-      </w:r>
-      <w:r>
-        <w:rPr>
-          <w:rFonts w:cs="Calibri"/>
-          <w:sz w:val="32"/>
-          <w:szCs w:val="32"/>
-        </w:rPr>
-        <w:t>omplete it</w:t>
-      </w:r>
-    </w:p>
-    <w:p>
-      <w:pPr>
-        <w:jc w:val="both"/>
-        <w:rPr>
-          <w:rFonts w:cs="Calibri"/>
-          <w:sz w:val="32"/>
-          <w:szCs w:val="32"/>
-        </w:rPr>
-      </w:pPr>
-      <w:r>
-        <w:rPr>
-          <w:rFonts w:cs="Calibri"/>
-          <w:sz w:val="32"/>
-          <w:szCs w:val="32"/>
-        </w:rPr>
-        <w:t xml:space="preserve"># Lastly define another </w:t>
+        <w:t>()</w:t>
+      </w:r>
+      <w:r>
+        <w:rPr>
+          <w:rFonts w:cs="Calibri"/>
+          <w:sz w:val="32"/>
+          <w:szCs w:val="32"/>
+        </w:rPr>
+        <w:t xml:space="preserve"> helper method</w:t>
+      </w:r>
+    </w:p>
+    <w:p>
+      <w:pPr>
+        <w:jc w:val="both"/>
+        <w:rPr>
+          <w:rFonts w:cs="Calibri"/>
+          <w:sz w:val="32"/>
+          <w:szCs w:val="32"/>
+        </w:rPr>
+      </w:pPr>
+      <w:r>
+        <w:rPr>
+          <w:rFonts w:cs="Calibri"/>
+          <w:sz w:val="32"/>
+          <w:szCs w:val="32"/>
+        </w:rPr>
+        <w:t xml:space="preserve"># Define a </w:t>
       </w:r>
       <w:r>
         <w:rPr>
@@ -10236,7 +10662,7 @@
           <w:sz w:val="32"/>
           <w:szCs w:val="32"/>
         </w:rPr>
-        <w:t>stopAuth</w:t>
+        <w:t>completeAuth</w:t>
       </w:r>
       <w:proofErr w:type="spellEnd"/>
       <w:r>
@@ -10258,51 +10684,111 @@
           <w:sz w:val="32"/>
           <w:szCs w:val="32"/>
         </w:rPr>
-        <w:t>)</w:t>
-      </w:r>
-      <w:r>
-        <w:rPr>
-          <w:rFonts w:cs="Calibri"/>
-          <w:sz w:val="32"/>
-          <w:szCs w:val="32"/>
-        </w:rPr>
-        <w:t xml:space="preserve"> helper method to stop the loading (</w:t>
-      </w:r>
-      <w:r>
-        <w:rPr>
-          <w:rFonts w:cs="Calibri"/>
-          <w:b/>
-          <w:bCs/>
-          <w:sz w:val="32"/>
-          <w:szCs w:val="32"/>
-        </w:rPr>
-        <w:t>state = false</w:t>
-      </w:r>
-      <w:r>
-        <w:rPr>
-          <w:rFonts w:cs="Calibri"/>
-          <w:sz w:val="32"/>
-          <w:szCs w:val="32"/>
-        </w:rPr>
-        <w:t xml:space="preserve">), cleanup the </w:t>
-      </w:r>
-      <w:r>
-        <w:rPr>
-          <w:rFonts w:cs="Calibri"/>
-          <w:b/>
-          <w:bCs/>
-          <w:sz w:val="32"/>
-          <w:szCs w:val="32"/>
-        </w:rPr>
-        <w:t>Stream</w:t>
-      </w:r>
-      <w:r>
-        <w:rPr>
-          <w:rFonts w:cs="Calibri"/>
-          <w:sz w:val="32"/>
-          <w:szCs w:val="32"/>
-        </w:rPr>
-        <w:t xml:space="preserve"> or cancel it and set it to </w:t>
+        <w:t xml:space="preserve">) </w:t>
+      </w:r>
+      <w:r>
+        <w:rPr>
+          <w:rFonts w:cs="Calibri"/>
+          <w:sz w:val="32"/>
+          <w:szCs w:val="32"/>
+        </w:rPr>
+        <w:t xml:space="preserve">helper method to finish the </w:t>
+      </w:r>
+      <w:proofErr w:type="spellStart"/>
+      <w:r>
+        <w:rPr>
+          <w:rFonts w:cs="Calibri"/>
+          <w:b/>
+          <w:bCs/>
+          <w:sz w:val="32"/>
+          <w:szCs w:val="32"/>
+        </w:rPr>
+        <w:t>startAuth</w:t>
+      </w:r>
+      <w:proofErr w:type="spellEnd"/>
+      <w:r>
+        <w:rPr>
+          <w:rFonts w:cs="Calibri"/>
+          <w:sz w:val="32"/>
+          <w:szCs w:val="32"/>
+        </w:rPr>
+        <w:t xml:space="preserve"> with a </w:t>
+      </w:r>
+      <w:proofErr w:type="spellStart"/>
+      <w:r>
+        <w:rPr>
+          <w:rFonts w:cs="Calibri"/>
+          <w:b/>
+          <w:bCs/>
+          <w:sz w:val="32"/>
+          <w:szCs w:val="32"/>
+        </w:rPr>
+        <w:t>bool</w:t>
+      </w:r>
+      <w:proofErr w:type="spellEnd"/>
+      <w:r>
+        <w:rPr>
+          <w:rFonts w:cs="Calibri"/>
+          <w:sz w:val="32"/>
+          <w:szCs w:val="32"/>
+        </w:rPr>
+        <w:t xml:space="preserve"> value (based on API</w:t>
+      </w:r>
+      <w:r>
+        <w:rPr>
+          <w:rFonts w:cs="Calibri"/>
+          <w:sz w:val="32"/>
+          <w:szCs w:val="32"/>
+        </w:rPr>
+        <w:t xml:space="preserve"> call success</w:t>
+      </w:r>
+      <w:r>
+        <w:rPr>
+          <w:rFonts w:cs="Calibri"/>
+          <w:sz w:val="32"/>
+          <w:szCs w:val="32"/>
+        </w:rPr>
+        <w:t xml:space="preserve">) using </w:t>
+      </w:r>
+      <w:r>
+        <w:rPr>
+          <w:rFonts w:cs="Calibri"/>
+          <w:b/>
+          <w:bCs/>
+          <w:sz w:val="32"/>
+          <w:szCs w:val="32"/>
+        </w:rPr>
+        <w:t>_</w:t>
+      </w:r>
+      <w:proofErr w:type="spellStart"/>
+      <w:r>
+        <w:rPr>
+          <w:rFonts w:cs="Calibri"/>
+          <w:b/>
+          <w:bCs/>
+          <w:sz w:val="32"/>
+          <w:szCs w:val="32"/>
+        </w:rPr>
+        <w:t>authCompleter</w:t>
+      </w:r>
+      <w:proofErr w:type="spellEnd"/>
+      <w:r>
+        <w:rPr>
+          <w:rFonts w:cs="Calibri"/>
+          <w:b/>
+          <w:bCs/>
+          <w:sz w:val="32"/>
+          <w:szCs w:val="32"/>
+        </w:rPr>
+        <w:t>?.complete(…)</w:t>
+      </w:r>
+      <w:r>
+        <w:rPr>
+          <w:rFonts w:cs="Calibri"/>
+          <w:sz w:val="32"/>
+          <w:szCs w:val="32"/>
+        </w:rPr>
+        <w:t xml:space="preserve">. Also check for null safety, if completer is not </w:t>
       </w:r>
       <w:r>
         <w:rPr>
@@ -10320,25 +10806,41 @@
           <w:sz w:val="32"/>
           <w:szCs w:val="32"/>
         </w:rPr>
-        <w:t xml:space="preserve"> after API is called and authentication succeeded or failed</w:t>
-      </w:r>
-    </w:p>
-    <w:p>
-      <w:pPr>
-        <w:jc w:val="both"/>
-        <w:rPr>
-          <w:rFonts w:cs="Calibri"/>
-          <w:sz w:val="32"/>
-          <w:szCs w:val="32"/>
-        </w:rPr>
-      </w:pPr>
-      <w:r>
-        <w:rPr>
-          <w:rFonts w:cs="Calibri"/>
-          <w:sz w:val="32"/>
-          <w:szCs w:val="32"/>
-        </w:rPr>
-        <w:t xml:space="preserve"># IMPORTANT, Call </w:t>
+        <w:t xml:space="preserve"> and not completed, only then </w:t>
+      </w:r>
+      <w:r>
+        <w:rPr>
+          <w:rFonts w:cs="Calibri"/>
+          <w:sz w:val="32"/>
+          <w:szCs w:val="32"/>
+        </w:rPr>
+        <w:t>c</w:t>
+      </w:r>
+      <w:r>
+        <w:rPr>
+          <w:rFonts w:cs="Calibri"/>
+          <w:sz w:val="32"/>
+          <w:szCs w:val="32"/>
+        </w:rPr>
+        <w:t>omplete it</w:t>
+      </w:r>
+    </w:p>
+    <w:p>
+      <w:pPr>
+        <w:jc w:val="both"/>
+        <w:rPr>
+          <w:rFonts w:cs="Calibri"/>
+          <w:sz w:val="32"/>
+          <w:szCs w:val="32"/>
+        </w:rPr>
+      </w:pPr>
+      <w:r>
+        <w:rPr>
+          <w:rFonts w:cs="Calibri"/>
+          <w:sz w:val="32"/>
+          <w:szCs w:val="32"/>
+        </w:rPr>
+        <w:t xml:space="preserve"># Lastly define another </w:t>
       </w:r>
       <w:r>
         <w:rPr>
@@ -10390,7 +10892,79 @@
           <w:sz w:val="32"/>
           <w:szCs w:val="32"/>
         </w:rPr>
-        <w:t xml:space="preserve"> method before completing with the result (</w:t>
+        <w:t xml:space="preserve"> helper method to stop the loading (</w:t>
+      </w:r>
+      <w:r>
+        <w:rPr>
+          <w:rFonts w:cs="Calibri"/>
+          <w:b/>
+          <w:bCs/>
+          <w:sz w:val="32"/>
+          <w:szCs w:val="32"/>
+        </w:rPr>
+        <w:t>state = false</w:t>
+      </w:r>
+      <w:r>
+        <w:rPr>
+          <w:rFonts w:cs="Calibri"/>
+          <w:sz w:val="32"/>
+          <w:szCs w:val="32"/>
+        </w:rPr>
+        <w:t xml:space="preserve">), cleanup the </w:t>
+      </w:r>
+      <w:r>
+        <w:rPr>
+          <w:rFonts w:cs="Calibri"/>
+          <w:b/>
+          <w:bCs/>
+          <w:sz w:val="32"/>
+          <w:szCs w:val="32"/>
+        </w:rPr>
+        <w:t>Stream</w:t>
+      </w:r>
+      <w:r>
+        <w:rPr>
+          <w:rFonts w:cs="Calibri"/>
+          <w:sz w:val="32"/>
+          <w:szCs w:val="32"/>
+        </w:rPr>
+        <w:t xml:space="preserve"> or cancel it and set it to </w:t>
+      </w:r>
+      <w:r>
+        <w:rPr>
+          <w:rFonts w:cs="Calibri"/>
+          <w:b/>
+          <w:bCs/>
+          <w:sz w:val="32"/>
+          <w:szCs w:val="32"/>
+        </w:rPr>
+        <w:t>null</w:t>
+      </w:r>
+      <w:r>
+        <w:rPr>
+          <w:rFonts w:cs="Calibri"/>
+          <w:sz w:val="32"/>
+          <w:szCs w:val="32"/>
+        </w:rPr>
+        <w:t xml:space="preserve"> after API is called and authentication succeeded or failed</w:t>
+      </w:r>
+    </w:p>
+    <w:p>
+      <w:pPr>
+        <w:jc w:val="both"/>
+        <w:rPr>
+          <w:rFonts w:cs="Calibri"/>
+          <w:sz w:val="32"/>
+          <w:szCs w:val="32"/>
+        </w:rPr>
+      </w:pPr>
+      <w:r>
+        <w:rPr>
+          <w:rFonts w:cs="Calibri"/>
+          <w:sz w:val="32"/>
+          <w:szCs w:val="32"/>
+        </w:rPr>
+        <w:t xml:space="preserve"># IMPORTANT, Call </w:t>
       </w:r>
       <w:r>
         <w:rPr>
@@ -10401,402 +10975,6 @@
           <w:szCs w:val="32"/>
         </w:rPr>
         <w:t>_</w:t>
-      </w:r>
-      <w:proofErr w:type="spellStart"/>
-      <w:r>
-        <w:rPr>
-          <w:rFonts w:cs="Calibri"/>
-          <w:b/>
-          <w:bCs/>
-          <w:sz w:val="32"/>
-          <w:szCs w:val="32"/>
-        </w:rPr>
-        <w:t>completeAuth</w:t>
-      </w:r>
-      <w:proofErr w:type="spellEnd"/>
-      <w:r>
-        <w:rPr>
-          <w:rFonts w:cs="Calibri"/>
-          <w:sz w:val="32"/>
-          <w:szCs w:val="32"/>
-        </w:rPr>
-        <w:t xml:space="preserve">) to clean up the </w:t>
-      </w:r>
-      <w:r>
-        <w:rPr>
-          <w:rFonts w:cs="Calibri"/>
-          <w:b/>
-          <w:bCs/>
-          <w:sz w:val="32"/>
-          <w:szCs w:val="32"/>
-        </w:rPr>
-        <w:t>Stream</w:t>
-      </w:r>
-      <w:r>
-        <w:rPr>
-          <w:rFonts w:cs="Calibri"/>
-          <w:sz w:val="32"/>
-          <w:szCs w:val="32"/>
-        </w:rPr>
-        <w:t xml:space="preserve"> and stop the loading  state before </w:t>
-      </w:r>
-      <w:proofErr w:type="spellStart"/>
-      <w:r>
-        <w:rPr>
-          <w:rFonts w:cs="Calibri"/>
-          <w:b/>
-          <w:bCs/>
-          <w:sz w:val="32"/>
-          <w:szCs w:val="32"/>
-        </w:rPr>
-        <w:t>startAuth</w:t>
-      </w:r>
-      <w:proofErr w:type="spellEnd"/>
-      <w:r>
-        <w:rPr>
-          <w:rFonts w:cs="Calibri"/>
-          <w:b/>
-          <w:bCs/>
-          <w:sz w:val="32"/>
-          <w:szCs w:val="32"/>
-        </w:rPr>
-        <w:t xml:space="preserve">() </w:t>
-      </w:r>
-      <w:r>
-        <w:rPr>
-          <w:rFonts w:cs="Calibri"/>
-          <w:sz w:val="32"/>
-          <w:szCs w:val="32"/>
-        </w:rPr>
-        <w:t xml:space="preserve">method finishes (to prevent unnecessary </w:t>
-      </w:r>
-      <w:r>
-        <w:rPr>
-          <w:rFonts w:cs="Calibri"/>
-          <w:b/>
-          <w:bCs/>
-          <w:sz w:val="32"/>
-          <w:szCs w:val="32"/>
-        </w:rPr>
-        <w:t xml:space="preserve">async </w:t>
-      </w:r>
-      <w:r>
-        <w:rPr>
-          <w:rFonts w:cs="Calibri"/>
-          <w:sz w:val="32"/>
-          <w:szCs w:val="32"/>
-        </w:rPr>
-        <w:t xml:space="preserve">race conditions like method completes before stopping the loading and cleaning up the </w:t>
-      </w:r>
-      <w:r>
-        <w:rPr>
-          <w:rFonts w:cs="Calibri"/>
-          <w:b/>
-          <w:bCs/>
-          <w:sz w:val="32"/>
-          <w:szCs w:val="32"/>
-        </w:rPr>
-        <w:t>Stream</w:t>
-      </w:r>
-      <w:r>
-        <w:rPr>
-          <w:rFonts w:cs="Calibri"/>
-          <w:sz w:val="32"/>
-          <w:szCs w:val="32"/>
-        </w:rPr>
-        <w:t>)</w:t>
-      </w:r>
-    </w:p>
-    <w:p>
-      <w:pPr>
-        <w:jc w:val="both"/>
-        <w:rPr>
-          <w:rFonts w:cs="Calibri"/>
-          <w:sz w:val="32"/>
-          <w:szCs w:val="32"/>
-        </w:rPr>
-      </w:pPr>
-      <w:r>
-        <w:rPr>
-          <w:rFonts w:cs="Calibri"/>
-          <w:sz w:val="32"/>
-          <w:szCs w:val="32"/>
-        </w:rPr>
-        <w:t xml:space="preserve"># </w:t>
-      </w:r>
-      <w:proofErr w:type="spellStart"/>
-      <w:r>
-        <w:rPr>
-          <w:rFonts w:cs="Calibri"/>
-          <w:b/>
-          <w:bCs/>
-          <w:sz w:val="32"/>
-          <w:szCs w:val="32"/>
-        </w:rPr>
-        <w:t>AuthNotifier</w:t>
-      </w:r>
-      <w:proofErr w:type="spellEnd"/>
-      <w:r>
-        <w:rPr>
-          <w:rFonts w:cs="Calibri"/>
-          <w:sz w:val="32"/>
-          <w:szCs w:val="32"/>
-        </w:rPr>
-        <w:t xml:space="preserve"> class</w:t>
-      </w:r>
-    </w:p>
-    <w:p>
-      <w:pPr>
-        <w:jc w:val="both"/>
-        <w:rPr>
-          <w:rFonts w:cs="Calibri"/>
-          <w:b/>
-          <w:bCs/>
-          <w:color w:val="D86DCB" w:themeColor="accent5" w:themeTint="99"/>
-          <w:sz w:val="32"/>
-          <w:szCs w:val="32"/>
-        </w:rPr>
-      </w:pPr>
-      <w:r>
-        <w:rPr>
-          <w:rFonts w:cs="Calibri"/>
-          <w:b/>
-          <w:bCs/>
-          <w:color w:val="D86DCB" w:themeColor="accent5" w:themeTint="99"/>
-          <w:sz w:val="32"/>
-          <w:szCs w:val="32"/>
-        </w:rPr>
-        <w:t xml:space="preserve">class </w:t>
-      </w:r>
-      <w:proofErr w:type="spellStart"/>
-      <w:r>
-        <w:rPr>
-          <w:rFonts w:cs="Calibri"/>
-          <w:b/>
-          <w:bCs/>
-          <w:color w:val="D86DCB" w:themeColor="accent5" w:themeTint="99"/>
-          <w:sz w:val="32"/>
-          <w:szCs w:val="32"/>
-        </w:rPr>
-        <w:t>AuthNotifier</w:t>
-      </w:r>
-      <w:proofErr w:type="spellEnd"/>
-      <w:r>
-        <w:rPr>
-          <w:rFonts w:cs="Calibri"/>
-          <w:b/>
-          <w:bCs/>
-          <w:color w:val="D86DCB" w:themeColor="accent5" w:themeTint="99"/>
-          <w:sz w:val="32"/>
-          <w:szCs w:val="32"/>
-        </w:rPr>
-        <w:t xml:space="preserve"> extends Notifier&lt;bool&gt; {</w:t>
-      </w:r>
-    </w:p>
-    <w:p>
-      <w:pPr>
-        <w:jc w:val="both"/>
-        <w:rPr>
-          <w:rFonts w:cs="Calibri"/>
-          <w:b/>
-          <w:bCs/>
-          <w:color w:val="D86DCB" w:themeColor="accent5" w:themeTint="99"/>
-          <w:sz w:val="32"/>
-          <w:szCs w:val="32"/>
-        </w:rPr>
-      </w:pPr>
-      <w:r>
-        <w:rPr>
-          <w:rFonts w:cs="Calibri"/>
-          <w:b/>
-          <w:bCs/>
-          <w:color w:val="D86DCB" w:themeColor="accent5" w:themeTint="99"/>
-          <w:sz w:val="32"/>
-          <w:szCs w:val="32"/>
-        </w:rPr>
-        <w:lastRenderedPageBreak/>
-        <w:t xml:space="preserve">  </w:t>
-      </w:r>
-      <w:proofErr w:type="spellStart"/>
-      <w:r>
-        <w:rPr>
-          <w:rFonts w:cs="Calibri"/>
-          <w:b/>
-          <w:bCs/>
-          <w:color w:val="D86DCB" w:themeColor="accent5" w:themeTint="99"/>
-          <w:sz w:val="32"/>
-          <w:szCs w:val="32"/>
-        </w:rPr>
-        <w:t>StreamSubscription</w:t>
-      </w:r>
-      <w:proofErr w:type="spellEnd"/>
-      <w:r>
-        <w:rPr>
-          <w:rFonts w:cs="Calibri"/>
-          <w:b/>
-          <w:bCs/>
-          <w:color w:val="D86DCB" w:themeColor="accent5" w:themeTint="99"/>
-          <w:sz w:val="32"/>
-          <w:szCs w:val="32"/>
-        </w:rPr>
-        <w:t xml:space="preserve">&lt;Uri&gt;? </w:t>
-      </w:r>
-      <w:proofErr w:type="spellStart"/>
-      <w:r>
-        <w:rPr>
-          <w:rFonts w:cs="Calibri"/>
-          <w:b/>
-          <w:bCs/>
-          <w:color w:val="D86DCB" w:themeColor="accent5" w:themeTint="99"/>
-          <w:sz w:val="32"/>
-          <w:szCs w:val="32"/>
-        </w:rPr>
-        <w:t>streamSubscription</w:t>
-      </w:r>
-      <w:proofErr w:type="spellEnd"/>
-      <w:r>
-        <w:rPr>
-          <w:rFonts w:cs="Calibri"/>
-          <w:b/>
-          <w:bCs/>
-          <w:color w:val="D86DCB" w:themeColor="accent5" w:themeTint="99"/>
-          <w:sz w:val="32"/>
-          <w:szCs w:val="32"/>
-        </w:rPr>
-        <w:t>;</w:t>
-      </w:r>
-    </w:p>
-    <w:p>
-      <w:pPr>
-        <w:jc w:val="both"/>
-        <w:rPr>
-          <w:rFonts w:cs="Calibri"/>
-          <w:b/>
-          <w:bCs/>
-          <w:color w:val="D86DCB" w:themeColor="accent5" w:themeTint="99"/>
-          <w:sz w:val="32"/>
-          <w:szCs w:val="32"/>
-        </w:rPr>
-      </w:pPr>
-    </w:p>
-    <w:p>
-      <w:pPr>
-        <w:jc w:val="both"/>
-        <w:rPr>
-          <w:rFonts w:cs="Calibri"/>
-          <w:b/>
-          <w:bCs/>
-          <w:color w:val="D86DCB" w:themeColor="accent5" w:themeTint="99"/>
-          <w:sz w:val="32"/>
-          <w:szCs w:val="32"/>
-        </w:rPr>
-      </w:pPr>
-      <w:r>
-        <w:rPr>
-          <w:rFonts w:cs="Calibri"/>
-          <w:b/>
-          <w:bCs/>
-          <w:color w:val="D86DCB" w:themeColor="accent5" w:themeTint="99"/>
-          <w:sz w:val="32"/>
-          <w:szCs w:val="32"/>
-        </w:rPr>
-        <w:t xml:space="preserve">  // Dependency injection</w:t>
-      </w:r>
-    </w:p>
-    <w:p>
-      <w:pPr>
-        <w:jc w:val="both"/>
-        <w:rPr>
-          <w:rFonts w:cs="Calibri"/>
-          <w:b/>
-          <w:bCs/>
-          <w:color w:val="D86DCB" w:themeColor="accent5" w:themeTint="99"/>
-          <w:sz w:val="32"/>
-          <w:szCs w:val="32"/>
-        </w:rPr>
-      </w:pPr>
-      <w:r>
-        <w:rPr>
-          <w:rFonts w:cs="Calibri"/>
-          <w:b/>
-          <w:bCs/>
-          <w:color w:val="D86DCB" w:themeColor="accent5" w:themeTint="99"/>
-          <w:sz w:val="32"/>
-          <w:szCs w:val="32"/>
-        </w:rPr>
-        <w:t xml:space="preserve">  </w:t>
-      </w:r>
-      <w:proofErr w:type="spellStart"/>
-      <w:r>
-        <w:rPr>
-          <w:rFonts w:cs="Calibri"/>
-          <w:b/>
-          <w:bCs/>
-          <w:color w:val="D86DCB" w:themeColor="accent5" w:themeTint="99"/>
-          <w:sz w:val="32"/>
-          <w:szCs w:val="32"/>
-        </w:rPr>
-        <w:t>DeepLinkService</w:t>
-      </w:r>
-      <w:proofErr w:type="spellEnd"/>
-      <w:r>
-        <w:rPr>
-          <w:rFonts w:cs="Calibri"/>
-          <w:b/>
-          <w:bCs/>
-          <w:color w:val="D86DCB" w:themeColor="accent5" w:themeTint="99"/>
-          <w:sz w:val="32"/>
-          <w:szCs w:val="32"/>
-        </w:rPr>
-        <w:t xml:space="preserve"> get </w:t>
-      </w:r>
-      <w:proofErr w:type="spellStart"/>
-      <w:r>
-        <w:rPr>
-          <w:rFonts w:cs="Calibri"/>
-          <w:b/>
-          <w:bCs/>
-          <w:color w:val="D86DCB" w:themeColor="accent5" w:themeTint="99"/>
-          <w:sz w:val="32"/>
-          <w:szCs w:val="32"/>
-        </w:rPr>
-        <w:t>deepLinkService</w:t>
-      </w:r>
-      <w:proofErr w:type="spellEnd"/>
-      <w:r>
-        <w:rPr>
-          <w:rFonts w:cs="Calibri"/>
-          <w:b/>
-          <w:bCs/>
-          <w:color w:val="D86DCB" w:themeColor="accent5" w:themeTint="99"/>
-          <w:sz w:val="32"/>
-          <w:szCs w:val="32"/>
-        </w:rPr>
-        <w:t xml:space="preserve"> =&gt;</w:t>
-      </w:r>
-    </w:p>
-    <w:p>
-      <w:pPr>
-        <w:jc w:val="both"/>
-        <w:rPr>
-          <w:rFonts w:cs="Calibri"/>
-          <w:b/>
-          <w:bCs/>
-          <w:color w:val="D86DCB" w:themeColor="accent5" w:themeTint="99"/>
-          <w:sz w:val="32"/>
-          <w:szCs w:val="32"/>
-        </w:rPr>
-      </w:pPr>
-      <w:r>
-        <w:rPr>
-          <w:rFonts w:cs="Calibri"/>
-          <w:b/>
-          <w:bCs/>
-          <w:color w:val="D86DCB" w:themeColor="accent5" w:themeTint="99"/>
-          <w:sz w:val="32"/>
-          <w:szCs w:val="32"/>
-        </w:rPr>
-        <w:t xml:space="preserve">      </w:t>
       </w:r>
       <w:proofErr w:type="spellStart"/>
       <w:proofErr w:type="gramStart"/>
@@ -10805,6 +10983,453 @@
           <w:rFonts w:cs="Calibri"/>
           <w:b/>
           <w:bCs/>
+          <w:sz w:val="32"/>
+          <w:szCs w:val="32"/>
+        </w:rPr>
+        <w:t>stopAuth</w:t>
+      </w:r>
+      <w:proofErr w:type="spellEnd"/>
+      <w:r>
+        <w:rPr>
+          <w:rFonts w:cs="Calibri"/>
+          <w:b/>
+          <w:bCs/>
+          <w:sz w:val="32"/>
+          <w:szCs w:val="32"/>
+        </w:rPr>
+        <w:t>(</w:t>
+      </w:r>
+      <w:proofErr w:type="gramEnd"/>
+      <w:r>
+        <w:rPr>
+          <w:rFonts w:cs="Calibri"/>
+          <w:b/>
+          <w:bCs/>
+          <w:sz w:val="32"/>
+          <w:szCs w:val="32"/>
+        </w:rPr>
+        <w:t>)</w:t>
+      </w:r>
+      <w:r>
+        <w:rPr>
+          <w:rFonts w:cs="Calibri"/>
+          <w:sz w:val="32"/>
+          <w:szCs w:val="32"/>
+        </w:rPr>
+        <w:t xml:space="preserve"> method before completing with the result (</w:t>
+      </w:r>
+      <w:r>
+        <w:rPr>
+          <w:rFonts w:cs="Calibri"/>
+          <w:b/>
+          <w:bCs/>
+          <w:sz w:val="32"/>
+          <w:szCs w:val="32"/>
+        </w:rPr>
+        <w:t>_</w:t>
+      </w:r>
+      <w:proofErr w:type="spellStart"/>
+      <w:r>
+        <w:rPr>
+          <w:rFonts w:cs="Calibri"/>
+          <w:b/>
+          <w:bCs/>
+          <w:sz w:val="32"/>
+          <w:szCs w:val="32"/>
+        </w:rPr>
+        <w:t>completeAuth</w:t>
+      </w:r>
+      <w:proofErr w:type="spellEnd"/>
+      <w:r>
+        <w:rPr>
+          <w:rFonts w:cs="Calibri"/>
+          <w:sz w:val="32"/>
+          <w:szCs w:val="32"/>
+        </w:rPr>
+        <w:t xml:space="preserve">) to clean up the </w:t>
+      </w:r>
+      <w:r>
+        <w:rPr>
+          <w:rFonts w:cs="Calibri"/>
+          <w:b/>
+          <w:bCs/>
+          <w:sz w:val="32"/>
+          <w:szCs w:val="32"/>
+        </w:rPr>
+        <w:t>Stream</w:t>
+      </w:r>
+      <w:r>
+        <w:rPr>
+          <w:rFonts w:cs="Calibri"/>
+          <w:sz w:val="32"/>
+          <w:szCs w:val="32"/>
+        </w:rPr>
+        <w:t xml:space="preserve"> and stop the loading  state before </w:t>
+      </w:r>
+      <w:proofErr w:type="spellStart"/>
+      <w:r>
+        <w:rPr>
+          <w:rFonts w:cs="Calibri"/>
+          <w:b/>
+          <w:bCs/>
+          <w:sz w:val="32"/>
+          <w:szCs w:val="32"/>
+        </w:rPr>
+        <w:t>startAuth</w:t>
+      </w:r>
+      <w:proofErr w:type="spellEnd"/>
+      <w:r>
+        <w:rPr>
+          <w:rFonts w:cs="Calibri"/>
+          <w:b/>
+          <w:bCs/>
+          <w:sz w:val="32"/>
+          <w:szCs w:val="32"/>
+        </w:rPr>
+        <w:t xml:space="preserve">() </w:t>
+      </w:r>
+      <w:r>
+        <w:rPr>
+          <w:rFonts w:cs="Calibri"/>
+          <w:sz w:val="32"/>
+          <w:szCs w:val="32"/>
+        </w:rPr>
+        <w:t xml:space="preserve">method finishes (to prevent unnecessary </w:t>
+      </w:r>
+      <w:r>
+        <w:rPr>
+          <w:rFonts w:cs="Calibri"/>
+          <w:b/>
+          <w:bCs/>
+          <w:sz w:val="32"/>
+          <w:szCs w:val="32"/>
+        </w:rPr>
+        <w:t xml:space="preserve">async </w:t>
+      </w:r>
+      <w:r>
+        <w:rPr>
+          <w:rFonts w:cs="Calibri"/>
+          <w:sz w:val="32"/>
+          <w:szCs w:val="32"/>
+        </w:rPr>
+        <w:t xml:space="preserve">race conditions like method completes before stopping the loading and cleaning up the </w:t>
+      </w:r>
+      <w:r>
+        <w:rPr>
+          <w:rFonts w:cs="Calibri"/>
+          <w:b/>
+          <w:bCs/>
+          <w:sz w:val="32"/>
+          <w:szCs w:val="32"/>
+        </w:rPr>
+        <w:t>Stream</w:t>
+      </w:r>
+      <w:r>
+        <w:rPr>
+          <w:rFonts w:cs="Calibri"/>
+          <w:sz w:val="32"/>
+          <w:szCs w:val="32"/>
+        </w:rPr>
+        <w:t>)</w:t>
+      </w:r>
+    </w:p>
+    <w:p>
+      <w:pPr>
+        <w:jc w:val="both"/>
+        <w:rPr>
+          <w:rFonts w:cs="Calibri"/>
+          <w:sz w:val="32"/>
+          <w:szCs w:val="32"/>
+        </w:rPr>
+      </w:pPr>
+      <w:r>
+        <w:rPr>
+          <w:rFonts w:cs="Calibri"/>
+          <w:sz w:val="32"/>
+          <w:szCs w:val="32"/>
+        </w:rPr>
+        <w:t xml:space="preserve"># </w:t>
+      </w:r>
+      <w:proofErr w:type="spellStart"/>
+      <w:r>
+        <w:rPr>
+          <w:rFonts w:cs="Calibri"/>
+          <w:b/>
+          <w:bCs/>
+          <w:sz w:val="32"/>
+          <w:szCs w:val="32"/>
+        </w:rPr>
+        <w:t>AuthNotifier</w:t>
+      </w:r>
+      <w:proofErr w:type="spellEnd"/>
+      <w:r>
+        <w:rPr>
+          <w:rFonts w:cs="Calibri"/>
+          <w:sz w:val="32"/>
+          <w:szCs w:val="32"/>
+        </w:rPr>
+        <w:t xml:space="preserve"> class</w:t>
+      </w:r>
+    </w:p>
+    <w:p>
+      <w:pPr>
+        <w:jc w:val="both"/>
+        <w:rPr>
+          <w:rFonts w:cs="Calibri"/>
+          <w:b/>
+          <w:bCs/>
+          <w:color w:val="D86DCB" w:themeColor="accent5" w:themeTint="99"/>
+          <w:sz w:val="32"/>
+          <w:szCs w:val="32"/>
+        </w:rPr>
+      </w:pPr>
+      <w:r>
+        <w:rPr>
+          <w:rFonts w:cs="Calibri"/>
+          <w:b/>
+          <w:bCs/>
+          <w:color w:val="D86DCB" w:themeColor="accent5" w:themeTint="99"/>
+          <w:sz w:val="32"/>
+          <w:szCs w:val="32"/>
+        </w:rPr>
+        <w:t xml:space="preserve">class </w:t>
+      </w:r>
+      <w:proofErr w:type="spellStart"/>
+      <w:r>
+        <w:rPr>
+          <w:rFonts w:cs="Calibri"/>
+          <w:b/>
+          <w:bCs/>
+          <w:color w:val="D86DCB" w:themeColor="accent5" w:themeTint="99"/>
+          <w:sz w:val="32"/>
+          <w:szCs w:val="32"/>
+        </w:rPr>
+        <w:t>AuthNotifier</w:t>
+      </w:r>
+      <w:proofErr w:type="spellEnd"/>
+      <w:r>
+        <w:rPr>
+          <w:rFonts w:cs="Calibri"/>
+          <w:b/>
+          <w:bCs/>
+          <w:color w:val="D86DCB" w:themeColor="accent5" w:themeTint="99"/>
+          <w:sz w:val="32"/>
+          <w:szCs w:val="32"/>
+        </w:rPr>
+        <w:t xml:space="preserve"> extends Notifier&lt;bool&gt; {</w:t>
+      </w:r>
+    </w:p>
+    <w:p>
+      <w:pPr>
+        <w:jc w:val="both"/>
+        <w:rPr>
+          <w:rFonts w:cs="Calibri"/>
+          <w:b/>
+          <w:bCs/>
+          <w:color w:val="D86DCB" w:themeColor="accent5" w:themeTint="99"/>
+          <w:sz w:val="32"/>
+          <w:szCs w:val="32"/>
+        </w:rPr>
+      </w:pPr>
+      <w:r>
+        <w:rPr>
+          <w:rFonts w:cs="Calibri"/>
+          <w:b/>
+          <w:bCs/>
+          <w:color w:val="D86DCB" w:themeColor="accent5" w:themeTint="99"/>
+          <w:sz w:val="32"/>
+          <w:szCs w:val="32"/>
+        </w:rPr>
+        <w:t xml:space="preserve">  </w:t>
+      </w:r>
+      <w:proofErr w:type="spellStart"/>
+      <w:r>
+        <w:rPr>
+          <w:rFonts w:cs="Calibri"/>
+          <w:b/>
+          <w:bCs/>
+          <w:color w:val="D86DCB" w:themeColor="accent5" w:themeTint="99"/>
+          <w:sz w:val="32"/>
+          <w:szCs w:val="32"/>
+        </w:rPr>
+        <w:t>StreamSubscription</w:t>
+      </w:r>
+      <w:proofErr w:type="spellEnd"/>
+      <w:r>
+        <w:rPr>
+          <w:rFonts w:cs="Calibri"/>
+          <w:b/>
+          <w:bCs/>
+          <w:color w:val="D86DCB" w:themeColor="accent5" w:themeTint="99"/>
+          <w:sz w:val="32"/>
+          <w:szCs w:val="32"/>
+        </w:rPr>
+        <w:t xml:space="preserve">&lt;Uri&gt;? </w:t>
+      </w:r>
+      <w:proofErr w:type="spellStart"/>
+      <w:r>
+        <w:rPr>
+          <w:rFonts w:cs="Calibri"/>
+          <w:b/>
+          <w:bCs/>
+          <w:color w:val="D86DCB" w:themeColor="accent5" w:themeTint="99"/>
+          <w:sz w:val="32"/>
+          <w:szCs w:val="32"/>
+        </w:rPr>
+        <w:t>streamSubscription</w:t>
+      </w:r>
+      <w:proofErr w:type="spellEnd"/>
+      <w:r>
+        <w:rPr>
+          <w:rFonts w:cs="Calibri"/>
+          <w:b/>
+          <w:bCs/>
+          <w:color w:val="D86DCB" w:themeColor="accent5" w:themeTint="99"/>
+          <w:sz w:val="32"/>
+          <w:szCs w:val="32"/>
+        </w:rPr>
+        <w:t>;</w:t>
+      </w:r>
+    </w:p>
+    <w:p>
+      <w:pPr>
+        <w:jc w:val="both"/>
+        <w:rPr>
+          <w:rFonts w:cs="Calibri"/>
+          <w:b/>
+          <w:bCs/>
+          <w:color w:val="D86DCB" w:themeColor="accent5" w:themeTint="99"/>
+          <w:sz w:val="32"/>
+          <w:szCs w:val="32"/>
+        </w:rPr>
+      </w:pPr>
+    </w:p>
+    <w:p>
+      <w:pPr>
+        <w:jc w:val="both"/>
+        <w:rPr>
+          <w:rFonts w:cs="Calibri"/>
+          <w:b/>
+          <w:bCs/>
+          <w:color w:val="D86DCB" w:themeColor="accent5" w:themeTint="99"/>
+          <w:sz w:val="32"/>
+          <w:szCs w:val="32"/>
+        </w:rPr>
+      </w:pPr>
+      <w:r>
+        <w:rPr>
+          <w:rFonts w:cs="Calibri"/>
+          <w:b/>
+          <w:bCs/>
+          <w:color w:val="D86DCB" w:themeColor="accent5" w:themeTint="99"/>
+          <w:sz w:val="32"/>
+          <w:szCs w:val="32"/>
+        </w:rPr>
+        <w:t xml:space="preserve">  // Dependency injection</w:t>
+      </w:r>
+    </w:p>
+    <w:p>
+      <w:pPr>
+        <w:jc w:val="both"/>
+        <w:rPr>
+          <w:rFonts w:cs="Calibri"/>
+          <w:b/>
+          <w:bCs/>
+          <w:color w:val="D86DCB" w:themeColor="accent5" w:themeTint="99"/>
+          <w:sz w:val="32"/>
+          <w:szCs w:val="32"/>
+        </w:rPr>
+      </w:pPr>
+      <w:r>
+        <w:rPr>
+          <w:rFonts w:cs="Calibri"/>
+          <w:b/>
+          <w:bCs/>
+          <w:color w:val="D86DCB" w:themeColor="accent5" w:themeTint="99"/>
+          <w:sz w:val="32"/>
+          <w:szCs w:val="32"/>
+        </w:rPr>
+        <w:t xml:space="preserve">  </w:t>
+      </w:r>
+      <w:proofErr w:type="spellStart"/>
+      <w:r>
+        <w:rPr>
+          <w:rFonts w:cs="Calibri"/>
+          <w:b/>
+          <w:bCs/>
+          <w:color w:val="D86DCB" w:themeColor="accent5" w:themeTint="99"/>
+          <w:sz w:val="32"/>
+          <w:szCs w:val="32"/>
+        </w:rPr>
+        <w:t>DeepLinkService</w:t>
+      </w:r>
+      <w:proofErr w:type="spellEnd"/>
+      <w:r>
+        <w:rPr>
+          <w:rFonts w:cs="Calibri"/>
+          <w:b/>
+          <w:bCs/>
+          <w:color w:val="D86DCB" w:themeColor="accent5" w:themeTint="99"/>
+          <w:sz w:val="32"/>
+          <w:szCs w:val="32"/>
+        </w:rPr>
+        <w:t xml:space="preserve"> get </w:t>
+      </w:r>
+      <w:proofErr w:type="spellStart"/>
+      <w:r>
+        <w:rPr>
+          <w:rFonts w:cs="Calibri"/>
+          <w:b/>
+          <w:bCs/>
+          <w:color w:val="D86DCB" w:themeColor="accent5" w:themeTint="99"/>
+          <w:sz w:val="32"/>
+          <w:szCs w:val="32"/>
+        </w:rPr>
+        <w:t>deepLinkService</w:t>
+      </w:r>
+      <w:proofErr w:type="spellEnd"/>
+      <w:r>
+        <w:rPr>
+          <w:rFonts w:cs="Calibri"/>
+          <w:b/>
+          <w:bCs/>
+          <w:color w:val="D86DCB" w:themeColor="accent5" w:themeTint="99"/>
+          <w:sz w:val="32"/>
+          <w:szCs w:val="32"/>
+        </w:rPr>
+        <w:t xml:space="preserve"> =&gt;</w:t>
+      </w:r>
+    </w:p>
+    <w:p>
+      <w:pPr>
+        <w:jc w:val="both"/>
+        <w:rPr>
+          <w:rFonts w:cs="Calibri"/>
+          <w:b/>
+          <w:bCs/>
+          <w:color w:val="D86DCB" w:themeColor="accent5" w:themeTint="99"/>
+          <w:sz w:val="32"/>
+          <w:szCs w:val="32"/>
+        </w:rPr>
+      </w:pPr>
+      <w:r>
+        <w:rPr>
+          <w:rFonts w:cs="Calibri"/>
+          <w:b/>
+          <w:bCs/>
+          <w:color w:val="D86DCB" w:themeColor="accent5" w:themeTint="99"/>
+          <w:sz w:val="32"/>
+          <w:szCs w:val="32"/>
+        </w:rPr>
+        <w:t xml:space="preserve">      </w:t>
+      </w:r>
+      <w:proofErr w:type="spellStart"/>
+      <w:proofErr w:type="gramStart"/>
+      <w:r>
+        <w:rPr>
+          <w:rFonts w:cs="Calibri"/>
+          <w:b/>
+          <w:bCs/>
           <w:color w:val="D86DCB" w:themeColor="accent5" w:themeTint="99"/>
           <w:sz w:val="32"/>
           <w:szCs w:val="32"/>
@@ -11613,286 +12238,286 @@
           <w:sz w:val="32"/>
           <w:szCs w:val="32"/>
         </w:rPr>
+        <w:t xml:space="preserve">    </w:t>
+      </w:r>
+      <w:proofErr w:type="spellStart"/>
+      <w:r>
+        <w:rPr>
+          <w:rFonts w:cs="Calibri"/>
+          <w:b/>
+          <w:bCs/>
+          <w:color w:val="D86DCB" w:themeColor="accent5" w:themeTint="99"/>
+          <w:sz w:val="32"/>
+          <w:szCs w:val="32"/>
+        </w:rPr>
+        <w:t>streamSubscription</w:t>
+      </w:r>
+      <w:proofErr w:type="spellEnd"/>
+      <w:r>
+        <w:rPr>
+          <w:rFonts w:cs="Calibri"/>
+          <w:b/>
+          <w:bCs/>
+          <w:color w:val="D86DCB" w:themeColor="accent5" w:themeTint="99"/>
+          <w:sz w:val="32"/>
+          <w:szCs w:val="32"/>
+        </w:rPr>
+        <w:t xml:space="preserve"> = </w:t>
+      </w:r>
+      <w:proofErr w:type="spellStart"/>
+      <w:r>
+        <w:rPr>
+          <w:rFonts w:cs="Calibri"/>
+          <w:b/>
+          <w:bCs/>
+          <w:color w:val="D86DCB" w:themeColor="accent5" w:themeTint="99"/>
+          <w:sz w:val="32"/>
+          <w:szCs w:val="32"/>
+        </w:rPr>
+        <w:t>deepLinkService.uriLinkStream</w:t>
+      </w:r>
+      <w:proofErr w:type="spellEnd"/>
+    </w:p>
+    <w:p>
+      <w:pPr>
+        <w:jc w:val="both"/>
+        <w:rPr>
+          <w:rFonts w:cs="Calibri"/>
+          <w:b/>
+          <w:bCs/>
+          <w:color w:val="D86DCB" w:themeColor="accent5" w:themeTint="99"/>
+          <w:sz w:val="32"/>
+          <w:szCs w:val="32"/>
+        </w:rPr>
+      </w:pPr>
+      <w:r>
+        <w:rPr>
+          <w:rFonts w:cs="Calibri"/>
+          <w:b/>
+          <w:bCs/>
+          <w:color w:val="D86DCB" w:themeColor="accent5" w:themeTint="99"/>
+          <w:sz w:val="32"/>
+          <w:szCs w:val="32"/>
+        </w:rPr>
+        <w:t xml:space="preserve">        </w:t>
+      </w:r>
+      <w:proofErr w:type="gramStart"/>
+      <w:r>
+        <w:rPr>
+          <w:rFonts w:cs="Calibri"/>
+          <w:b/>
+          <w:bCs/>
+          <w:color w:val="D86DCB" w:themeColor="accent5" w:themeTint="99"/>
+          <w:sz w:val="32"/>
+          <w:szCs w:val="32"/>
+        </w:rPr>
+        <w:t>.listen</w:t>
+      </w:r>
+      <w:proofErr w:type="gramEnd"/>
+      <w:r>
+        <w:rPr>
+          <w:rFonts w:cs="Calibri"/>
+          <w:b/>
+          <w:bCs/>
+          <w:color w:val="D86DCB" w:themeColor="accent5" w:themeTint="99"/>
+          <w:sz w:val="32"/>
+          <w:szCs w:val="32"/>
+        </w:rPr>
+        <w:t xml:space="preserve">( (Uri </w:t>
+      </w:r>
+      <w:proofErr w:type="spellStart"/>
+      <w:r>
+        <w:rPr>
+          <w:rFonts w:cs="Calibri"/>
+          <w:b/>
+          <w:bCs/>
+          <w:color w:val="D86DCB" w:themeColor="accent5" w:themeTint="99"/>
+          <w:sz w:val="32"/>
+          <w:szCs w:val="32"/>
+        </w:rPr>
+        <w:t>uri</w:t>
+      </w:r>
+      <w:proofErr w:type="spellEnd"/>
+      <w:r>
+        <w:rPr>
+          <w:rFonts w:cs="Calibri"/>
+          <w:b/>
+          <w:bCs/>
+          <w:color w:val="D86DCB" w:themeColor="accent5" w:themeTint="99"/>
+          <w:sz w:val="32"/>
+          <w:szCs w:val="32"/>
+        </w:rPr>
+        <w:t>) {</w:t>
+      </w:r>
+    </w:p>
+    <w:p>
+      <w:pPr>
+        <w:jc w:val="both"/>
+        <w:rPr>
+          <w:rFonts w:cs="Calibri"/>
+          <w:b/>
+          <w:bCs/>
+          <w:color w:val="D86DCB" w:themeColor="accent5" w:themeTint="99"/>
+          <w:sz w:val="32"/>
+          <w:szCs w:val="32"/>
+        </w:rPr>
+      </w:pPr>
+      <w:r>
+        <w:rPr>
+          <w:rFonts w:cs="Calibri"/>
+          <w:b/>
+          <w:bCs/>
+          <w:color w:val="D86DCB" w:themeColor="accent5" w:themeTint="99"/>
+          <w:sz w:val="32"/>
+          <w:szCs w:val="32"/>
+        </w:rPr>
+        <w:t xml:space="preserve">          _</w:t>
+      </w:r>
+      <w:proofErr w:type="spellStart"/>
+      <w:r>
+        <w:rPr>
+          <w:rFonts w:cs="Calibri"/>
+          <w:b/>
+          <w:bCs/>
+          <w:color w:val="D86DCB" w:themeColor="accent5" w:themeTint="99"/>
+          <w:sz w:val="32"/>
+          <w:szCs w:val="32"/>
+        </w:rPr>
+        <w:t>handleAuthDeepLink</w:t>
+      </w:r>
+      <w:proofErr w:type="spellEnd"/>
+      <w:r>
+        <w:rPr>
+          <w:rFonts w:cs="Calibri"/>
+          <w:b/>
+          <w:bCs/>
+          <w:color w:val="D86DCB" w:themeColor="accent5" w:themeTint="99"/>
+          <w:sz w:val="32"/>
+          <w:szCs w:val="32"/>
+        </w:rPr>
+        <w:t>(</w:t>
+      </w:r>
+      <w:proofErr w:type="spellStart"/>
+      <w:r>
+        <w:rPr>
+          <w:rFonts w:cs="Calibri"/>
+          <w:b/>
+          <w:bCs/>
+          <w:color w:val="D86DCB" w:themeColor="accent5" w:themeTint="99"/>
+          <w:sz w:val="32"/>
+          <w:szCs w:val="32"/>
+        </w:rPr>
+        <w:t>uri</w:t>
+      </w:r>
+      <w:proofErr w:type="spellEnd"/>
+      <w:r>
+        <w:rPr>
+          <w:rFonts w:cs="Calibri"/>
+          <w:b/>
+          <w:bCs/>
+          <w:color w:val="D86DCB" w:themeColor="accent5" w:themeTint="99"/>
+          <w:sz w:val="32"/>
+          <w:szCs w:val="32"/>
+        </w:rPr>
+        <w:t>);</w:t>
+      </w:r>
+    </w:p>
+    <w:p>
+      <w:pPr>
+        <w:jc w:val="both"/>
+        <w:rPr>
+          <w:rFonts w:cs="Calibri"/>
+          <w:b/>
+          <w:bCs/>
+          <w:color w:val="D86DCB" w:themeColor="accent5" w:themeTint="99"/>
+          <w:sz w:val="32"/>
+          <w:szCs w:val="32"/>
+        </w:rPr>
+      </w:pPr>
+      <w:r>
+        <w:rPr>
+          <w:rFonts w:cs="Calibri"/>
+          <w:b/>
+          <w:bCs/>
+          <w:color w:val="D86DCB" w:themeColor="accent5" w:themeTint="99"/>
+          <w:sz w:val="32"/>
+          <w:szCs w:val="32"/>
+        </w:rPr>
+        <w:t xml:space="preserve">    });</w:t>
+      </w:r>
+    </w:p>
+    <w:p>
+      <w:pPr>
+        <w:jc w:val="both"/>
+        <w:rPr>
+          <w:rFonts w:cs="Calibri"/>
+          <w:b/>
+          <w:bCs/>
+          <w:color w:val="D86DCB" w:themeColor="accent5" w:themeTint="99"/>
+          <w:sz w:val="32"/>
+          <w:szCs w:val="32"/>
+        </w:rPr>
+      </w:pPr>
+    </w:p>
+    <w:p>
+      <w:pPr>
+        <w:jc w:val="both"/>
+        <w:rPr>
+          <w:rFonts w:cs="Calibri"/>
+          <w:b/>
+          <w:bCs/>
+          <w:color w:val="D86DCB" w:themeColor="accent5" w:themeTint="99"/>
+          <w:sz w:val="32"/>
+          <w:szCs w:val="32"/>
+        </w:rPr>
+      </w:pPr>
+      <w:r>
+        <w:rPr>
+          <w:rFonts w:cs="Calibri"/>
+          <w:b/>
+          <w:bCs/>
+          <w:color w:val="D86DCB" w:themeColor="accent5" w:themeTint="99"/>
+          <w:sz w:val="32"/>
+          <w:szCs w:val="32"/>
+        </w:rPr>
+        <w:t xml:space="preserve">    /// launch auth Url ...</w:t>
+      </w:r>
+    </w:p>
+    <w:p>
+      <w:pPr>
+        <w:jc w:val="both"/>
+        <w:rPr>
+          <w:rFonts w:cs="Calibri"/>
+          <w:b/>
+          <w:bCs/>
+          <w:color w:val="D86DCB" w:themeColor="accent5" w:themeTint="99"/>
+          <w:sz w:val="32"/>
+          <w:szCs w:val="32"/>
+        </w:rPr>
+      </w:pPr>
+    </w:p>
+    <w:p>
+      <w:pPr>
+        <w:jc w:val="both"/>
+        <w:rPr>
+          <w:rFonts w:cs="Calibri"/>
+          <w:b/>
+          <w:bCs/>
+          <w:color w:val="D86DCB" w:themeColor="accent5" w:themeTint="99"/>
+          <w:sz w:val="32"/>
+          <w:szCs w:val="32"/>
+        </w:rPr>
+      </w:pPr>
+      <w:r>
+        <w:rPr>
+          <w:rFonts w:cs="Calibri"/>
+          <w:b/>
+          <w:bCs/>
+          <w:color w:val="D86DCB" w:themeColor="accent5" w:themeTint="99"/>
+          <w:sz w:val="32"/>
+          <w:szCs w:val="32"/>
+        </w:rPr>
         <w:lastRenderedPageBreak/>
-        <w:t xml:space="preserve">    </w:t>
-      </w:r>
-      <w:proofErr w:type="spellStart"/>
-      <w:r>
-        <w:rPr>
-          <w:rFonts w:cs="Calibri"/>
-          <w:b/>
-          <w:bCs/>
-          <w:color w:val="D86DCB" w:themeColor="accent5" w:themeTint="99"/>
-          <w:sz w:val="32"/>
-          <w:szCs w:val="32"/>
-        </w:rPr>
-        <w:t>streamSubscription</w:t>
-      </w:r>
-      <w:proofErr w:type="spellEnd"/>
-      <w:r>
-        <w:rPr>
-          <w:rFonts w:cs="Calibri"/>
-          <w:b/>
-          <w:bCs/>
-          <w:color w:val="D86DCB" w:themeColor="accent5" w:themeTint="99"/>
-          <w:sz w:val="32"/>
-          <w:szCs w:val="32"/>
-        </w:rPr>
-        <w:t xml:space="preserve"> = </w:t>
-      </w:r>
-      <w:proofErr w:type="spellStart"/>
-      <w:r>
-        <w:rPr>
-          <w:rFonts w:cs="Calibri"/>
-          <w:b/>
-          <w:bCs/>
-          <w:color w:val="D86DCB" w:themeColor="accent5" w:themeTint="99"/>
-          <w:sz w:val="32"/>
-          <w:szCs w:val="32"/>
-        </w:rPr>
-        <w:t>deepLinkService.uriLinkStream</w:t>
-      </w:r>
-      <w:proofErr w:type="spellEnd"/>
-    </w:p>
-    <w:p>
-      <w:pPr>
-        <w:jc w:val="both"/>
-        <w:rPr>
-          <w:rFonts w:cs="Calibri"/>
-          <w:b/>
-          <w:bCs/>
-          <w:color w:val="D86DCB" w:themeColor="accent5" w:themeTint="99"/>
-          <w:sz w:val="32"/>
-          <w:szCs w:val="32"/>
-        </w:rPr>
-      </w:pPr>
-      <w:r>
-        <w:rPr>
-          <w:rFonts w:cs="Calibri"/>
-          <w:b/>
-          <w:bCs/>
-          <w:color w:val="D86DCB" w:themeColor="accent5" w:themeTint="99"/>
-          <w:sz w:val="32"/>
-          <w:szCs w:val="32"/>
-        </w:rPr>
-        <w:t xml:space="preserve">        </w:t>
-      </w:r>
-      <w:proofErr w:type="gramStart"/>
-      <w:r>
-        <w:rPr>
-          <w:rFonts w:cs="Calibri"/>
-          <w:b/>
-          <w:bCs/>
-          <w:color w:val="D86DCB" w:themeColor="accent5" w:themeTint="99"/>
-          <w:sz w:val="32"/>
-          <w:szCs w:val="32"/>
-        </w:rPr>
-        <w:t>.listen</w:t>
-      </w:r>
-      <w:proofErr w:type="gramEnd"/>
-      <w:r>
-        <w:rPr>
-          <w:rFonts w:cs="Calibri"/>
-          <w:b/>
-          <w:bCs/>
-          <w:color w:val="D86DCB" w:themeColor="accent5" w:themeTint="99"/>
-          <w:sz w:val="32"/>
-          <w:szCs w:val="32"/>
-        </w:rPr>
-        <w:t xml:space="preserve">( (Uri </w:t>
-      </w:r>
-      <w:proofErr w:type="spellStart"/>
-      <w:r>
-        <w:rPr>
-          <w:rFonts w:cs="Calibri"/>
-          <w:b/>
-          <w:bCs/>
-          <w:color w:val="D86DCB" w:themeColor="accent5" w:themeTint="99"/>
-          <w:sz w:val="32"/>
-          <w:szCs w:val="32"/>
-        </w:rPr>
-        <w:t>uri</w:t>
-      </w:r>
-      <w:proofErr w:type="spellEnd"/>
-      <w:r>
-        <w:rPr>
-          <w:rFonts w:cs="Calibri"/>
-          <w:b/>
-          <w:bCs/>
-          <w:color w:val="D86DCB" w:themeColor="accent5" w:themeTint="99"/>
-          <w:sz w:val="32"/>
-          <w:szCs w:val="32"/>
-        </w:rPr>
-        <w:t>) {</w:t>
-      </w:r>
-    </w:p>
-    <w:p>
-      <w:pPr>
-        <w:jc w:val="both"/>
-        <w:rPr>
-          <w:rFonts w:cs="Calibri"/>
-          <w:b/>
-          <w:bCs/>
-          <w:color w:val="D86DCB" w:themeColor="accent5" w:themeTint="99"/>
-          <w:sz w:val="32"/>
-          <w:szCs w:val="32"/>
-        </w:rPr>
-      </w:pPr>
-      <w:r>
-        <w:rPr>
-          <w:rFonts w:cs="Calibri"/>
-          <w:b/>
-          <w:bCs/>
-          <w:color w:val="D86DCB" w:themeColor="accent5" w:themeTint="99"/>
-          <w:sz w:val="32"/>
-          <w:szCs w:val="32"/>
-        </w:rPr>
-        <w:t xml:space="preserve">          _</w:t>
-      </w:r>
-      <w:proofErr w:type="spellStart"/>
-      <w:r>
-        <w:rPr>
-          <w:rFonts w:cs="Calibri"/>
-          <w:b/>
-          <w:bCs/>
-          <w:color w:val="D86DCB" w:themeColor="accent5" w:themeTint="99"/>
-          <w:sz w:val="32"/>
-          <w:szCs w:val="32"/>
-        </w:rPr>
-        <w:t>handleAuthDeepLink</w:t>
-      </w:r>
-      <w:proofErr w:type="spellEnd"/>
-      <w:r>
-        <w:rPr>
-          <w:rFonts w:cs="Calibri"/>
-          <w:b/>
-          <w:bCs/>
-          <w:color w:val="D86DCB" w:themeColor="accent5" w:themeTint="99"/>
-          <w:sz w:val="32"/>
-          <w:szCs w:val="32"/>
-        </w:rPr>
-        <w:t>(</w:t>
-      </w:r>
-      <w:proofErr w:type="spellStart"/>
-      <w:r>
-        <w:rPr>
-          <w:rFonts w:cs="Calibri"/>
-          <w:b/>
-          <w:bCs/>
-          <w:color w:val="D86DCB" w:themeColor="accent5" w:themeTint="99"/>
-          <w:sz w:val="32"/>
-          <w:szCs w:val="32"/>
-        </w:rPr>
-        <w:t>uri</w:t>
-      </w:r>
-      <w:proofErr w:type="spellEnd"/>
-      <w:r>
-        <w:rPr>
-          <w:rFonts w:cs="Calibri"/>
-          <w:b/>
-          <w:bCs/>
-          <w:color w:val="D86DCB" w:themeColor="accent5" w:themeTint="99"/>
-          <w:sz w:val="32"/>
-          <w:szCs w:val="32"/>
-        </w:rPr>
-        <w:t>);</w:t>
-      </w:r>
-    </w:p>
-    <w:p>
-      <w:pPr>
-        <w:jc w:val="both"/>
-        <w:rPr>
-          <w:rFonts w:cs="Calibri"/>
-          <w:b/>
-          <w:bCs/>
-          <w:color w:val="D86DCB" w:themeColor="accent5" w:themeTint="99"/>
-          <w:sz w:val="32"/>
-          <w:szCs w:val="32"/>
-        </w:rPr>
-      </w:pPr>
-      <w:r>
-        <w:rPr>
-          <w:rFonts w:cs="Calibri"/>
-          <w:b/>
-          <w:bCs/>
-          <w:color w:val="D86DCB" w:themeColor="accent5" w:themeTint="99"/>
-          <w:sz w:val="32"/>
-          <w:szCs w:val="32"/>
-        </w:rPr>
-        <w:t xml:space="preserve">    });</w:t>
-      </w:r>
-    </w:p>
-    <w:p>
-      <w:pPr>
-        <w:jc w:val="both"/>
-        <w:rPr>
-          <w:rFonts w:cs="Calibri"/>
-          <w:b/>
-          <w:bCs/>
-          <w:color w:val="D86DCB" w:themeColor="accent5" w:themeTint="99"/>
-          <w:sz w:val="32"/>
-          <w:szCs w:val="32"/>
-        </w:rPr>
-      </w:pPr>
-    </w:p>
-    <w:p>
-      <w:pPr>
-        <w:jc w:val="both"/>
-        <w:rPr>
-          <w:rFonts w:cs="Calibri"/>
-          <w:b/>
-          <w:bCs/>
-          <w:color w:val="D86DCB" w:themeColor="accent5" w:themeTint="99"/>
-          <w:sz w:val="32"/>
-          <w:szCs w:val="32"/>
-        </w:rPr>
-      </w:pPr>
-      <w:r>
-        <w:rPr>
-          <w:rFonts w:cs="Calibri"/>
-          <w:b/>
-          <w:bCs/>
-          <w:color w:val="D86DCB" w:themeColor="accent5" w:themeTint="99"/>
-          <w:sz w:val="32"/>
-          <w:szCs w:val="32"/>
-        </w:rPr>
-        <w:t xml:space="preserve">    /// launch auth Url ...</w:t>
-      </w:r>
-    </w:p>
-    <w:p>
-      <w:pPr>
-        <w:jc w:val="both"/>
-        <w:rPr>
-          <w:rFonts w:cs="Calibri"/>
-          <w:b/>
-          <w:bCs/>
-          <w:color w:val="D86DCB" w:themeColor="accent5" w:themeTint="99"/>
-          <w:sz w:val="32"/>
-          <w:szCs w:val="32"/>
-        </w:rPr>
-      </w:pPr>
-    </w:p>
-    <w:p>
-      <w:pPr>
-        <w:jc w:val="both"/>
-        <w:rPr>
-          <w:rFonts w:cs="Calibri"/>
-          <w:b/>
-          <w:bCs/>
-          <w:color w:val="D86DCB" w:themeColor="accent5" w:themeTint="99"/>
-          <w:sz w:val="32"/>
-          <w:szCs w:val="32"/>
-        </w:rPr>
-      </w:pPr>
-      <w:r>
-        <w:rPr>
-          <w:rFonts w:cs="Calibri"/>
-          <w:b/>
-          <w:bCs/>
-          <w:color w:val="D86DCB" w:themeColor="accent5" w:themeTint="99"/>
-          <w:sz w:val="32"/>
-          <w:szCs w:val="32"/>
-        </w:rPr>
         <w:t xml:space="preserve">    final </w:t>
       </w:r>
       <w:proofErr w:type="spellStart"/>
@@ -12856,6 +13481,7 @@
           <w:sz w:val="32"/>
           <w:szCs w:val="32"/>
         </w:rPr>
+        <w:lastRenderedPageBreak/>
         <w:t xml:space="preserve">    final response = await </w:t>
       </w:r>
       <w:proofErr w:type="spellStart"/>
@@ -13442,7 +14068,6 @@
           <w:sz w:val="32"/>
           <w:szCs w:val="32"/>
         </w:rPr>
-        <w:lastRenderedPageBreak/>
         <w:t xml:space="preserve">  void _</w:t>
       </w:r>
       <w:proofErr w:type="spellStart"/>
@@ -13733,6 +14358,7 @@
           <w:sz w:val="32"/>
           <w:szCs w:val="32"/>
         </w:rPr>
+        <w:lastRenderedPageBreak/>
         <w:t>}</w:t>
       </w:r>
     </w:p>
@@ -16090,7 +16716,6 @@
   <w:style w:type="character" w:default="1" w:styleId="DefaultParagraphFont">
     <w:name w:val="Default Paragraph Font"/>
     <w:uiPriority w:val="1"/>
-    <w:semiHidden/>
     <w:unhideWhenUsed/>
   </w:style>
   <w:style w:type="table" w:default="1" w:styleId="TableNormal">
